--- a/Практика К .docx
+++ b/Практика К .docx
@@ -4983,6 +4983,7 @@
           <w:rFonts w:ascii="Times New Roman" w:hAnsi="Times New Roman"/>
           <w:sz w:val="28"/>
           <w:szCs w:val="28"/>
+          <w:lang w:val="en-US"/>
         </w:rPr>
       </w:pPr>
       <w:r>
@@ -4996,144 +4997,2728 @@
     </w:p>
     <w:p>
       <w:pPr>
-        <w:spacing w:after="0" w:line="360" w:lineRule="auto"/>
-        <w:ind w:firstLine="709"/>
-        <w:jc w:val="both"/>
-        <w:rPr>
-          <w:rFonts w:ascii="Times New Roman" w:hAnsi="Times New Roman"/>
-          <w:sz w:val="28"/>
-          <w:szCs w:val="28"/>
-        </w:rPr>
-      </w:pPr>
-    </w:p>
-    <w:p>
-      <w:pPr>
-        <w:spacing w:after="0" w:line="360" w:lineRule="auto"/>
-        <w:jc w:val="both"/>
-        <w:rPr>
-          <w:rFonts w:ascii="Times New Roman" w:hAnsi="Times New Roman"/>
-          <w:sz w:val="28"/>
-          <w:szCs w:val="28"/>
-        </w:rPr>
-      </w:pPr>
-    </w:p>
-    <w:p>
-      <w:pPr>
-        <w:spacing w:after="0" w:line="360" w:lineRule="auto"/>
-        <w:jc w:val="both"/>
-        <w:rPr>
-          <w:rFonts w:ascii="Times New Roman" w:hAnsi="Times New Roman"/>
-          <w:sz w:val="28"/>
-          <w:szCs w:val="28"/>
-        </w:rPr>
-      </w:pPr>
-    </w:p>
-    <w:p>
-      <w:pPr>
-        <w:spacing w:after="0" w:line="360" w:lineRule="auto"/>
-        <w:jc w:val="both"/>
-        <w:rPr>
-          <w:rFonts w:ascii="Times New Roman" w:hAnsi="Times New Roman"/>
-          <w:sz w:val="28"/>
-          <w:szCs w:val="28"/>
-        </w:rPr>
-      </w:pPr>
-    </w:p>
-    <w:p>
-      <w:pPr>
-        <w:spacing w:after="0" w:line="360" w:lineRule="auto"/>
-        <w:jc w:val="both"/>
-        <w:rPr>
-          <w:rFonts w:ascii="Times New Roman" w:hAnsi="Times New Roman"/>
-          <w:sz w:val="28"/>
-          <w:szCs w:val="28"/>
-        </w:rPr>
-      </w:pPr>
-    </w:p>
-    <w:p>
-      <w:pPr>
-        <w:spacing w:after="0" w:line="360" w:lineRule="auto"/>
-        <w:jc w:val="both"/>
-        <w:rPr>
-          <w:rFonts w:ascii="Times New Roman" w:hAnsi="Times New Roman"/>
-          <w:sz w:val="28"/>
-          <w:szCs w:val="28"/>
-        </w:rPr>
-      </w:pPr>
-    </w:p>
-    <w:p>
-      <w:pPr>
-        <w:spacing w:after="0" w:line="360" w:lineRule="auto"/>
-        <w:jc w:val="both"/>
-        <w:rPr>
-          <w:rFonts w:ascii="Times New Roman" w:hAnsi="Times New Roman"/>
-          <w:sz w:val="28"/>
-          <w:szCs w:val="28"/>
-        </w:rPr>
-      </w:pPr>
-    </w:p>
-    <w:p>
-      <w:pPr>
-        <w:spacing w:after="0" w:line="360" w:lineRule="auto"/>
-        <w:jc w:val="both"/>
-        <w:rPr>
-          <w:rFonts w:ascii="Times New Roman" w:hAnsi="Times New Roman"/>
-          <w:sz w:val="28"/>
-          <w:szCs w:val="28"/>
-        </w:rPr>
-      </w:pPr>
-    </w:p>
-    <w:p>
-      <w:pPr>
-        <w:spacing w:after="0" w:line="360" w:lineRule="auto"/>
-        <w:jc w:val="both"/>
-        <w:rPr>
-          <w:rFonts w:ascii="Times New Roman" w:hAnsi="Times New Roman"/>
-          <w:sz w:val="28"/>
-          <w:szCs w:val="28"/>
-        </w:rPr>
-      </w:pPr>
-    </w:p>
-    <w:p>
-      <w:pPr>
-        <w:spacing w:after="0" w:line="360" w:lineRule="auto"/>
-        <w:jc w:val="both"/>
-        <w:rPr>
-          <w:rFonts w:ascii="Times New Roman" w:hAnsi="Times New Roman"/>
-          <w:sz w:val="28"/>
-          <w:szCs w:val="28"/>
-        </w:rPr>
-      </w:pPr>
-    </w:p>
-    <w:p>
-      <w:pPr>
-        <w:spacing w:after="0" w:line="360" w:lineRule="auto"/>
-        <w:jc w:val="both"/>
-        <w:rPr>
-          <w:rFonts w:ascii="Times New Roman" w:hAnsi="Times New Roman"/>
-          <w:sz w:val="28"/>
-          <w:szCs w:val="28"/>
-        </w:rPr>
-      </w:pPr>
-    </w:p>
-    <w:p>
-      <w:pPr>
-        <w:spacing w:after="0" w:line="360" w:lineRule="auto"/>
-        <w:ind w:firstLine="709"/>
-        <w:jc w:val="both"/>
-        <w:rPr>
-          <w:rFonts w:ascii="Times New Roman" w:hAnsi="Times New Roman"/>
-          <w:sz w:val="28"/>
-          <w:szCs w:val="28"/>
-        </w:rPr>
-      </w:pPr>
-      <w:r>
-        <w:rPr>
-          <w:rFonts w:ascii="Times New Roman" w:hAnsi="Times New Roman"/>
-          <w:sz w:val="28"/>
-          <w:szCs w:val="28"/>
+        <w:spacing w:after="0" w:line="240" w:lineRule="auto"/>
+        <w:rPr>
+          <w:rFonts w:ascii="Times New Roman" w:hAnsi="Times New Roman"/>
+          <w:sz w:val="28"/>
+          <w:szCs w:val="28"/>
+          <w:lang w:val="en-US"/>
+        </w:rPr>
+      </w:pPr>
+      <w:r>
+        <w:rPr>
+          <w:rFonts w:ascii="Times New Roman" w:hAnsi="Times New Roman"/>
+          <w:sz w:val="28"/>
+          <w:szCs w:val="28"/>
+          <w:lang w:val="en-US"/>
+        </w:rPr>
+        <w:br w:type="page"/>
+      </w:r>
+    </w:p>
+    <w:p>
+      <w:pPr>
+        <w:spacing w:after="0" w:line="360" w:lineRule="auto"/>
+        <w:ind w:firstLine="709"/>
+        <w:jc w:val="center"/>
+        <w:rPr>
+          <w:rFonts w:ascii="Times New Roman" w:hAnsi="Times New Roman"/>
+          <w:sz w:val="28"/>
+          <w:szCs w:val="28"/>
+        </w:rPr>
+      </w:pPr>
+    </w:p>
+    <w:p>
+      <w:pPr>
+        <w:spacing w:after="0" w:line="360" w:lineRule="auto"/>
+        <w:ind w:firstLine="709"/>
+        <w:jc w:val="both"/>
+        <w:rPr>
+          <w:rFonts w:ascii="Times New Roman" w:hAnsi="Times New Roman"/>
+          <w:b/>
+          <w:bCs/>
+          <w:sz w:val="28"/>
+          <w:szCs w:val="28"/>
+          <w:lang w:val="en-US"/>
+        </w:rPr>
+      </w:pPr>
+      <w:r>
+        <w:rPr>
+          <w:rFonts w:ascii="Times New Roman" w:hAnsi="Times New Roman"/>
+          <w:b/>
+          <w:bCs/>
+          <w:sz w:val="28"/>
+          <w:szCs w:val="28"/>
+          <w:lang w:val="en-US"/>
+        </w:rPr>
+        <w:t xml:space="preserve">7 </w:t>
+      </w:r>
+      <w:r>
+        <w:rPr>
+          <w:rFonts w:ascii="Times New Roman" w:hAnsi="Times New Roman"/>
+          <w:b/>
+          <w:bCs/>
+          <w:sz w:val="28"/>
+          <w:szCs w:val="28"/>
+        </w:rPr>
+        <w:t>Листинг</w:t>
+      </w:r>
+    </w:p>
+    <w:p>
+      <w:pPr>
+        <w:spacing w:after="0" w:line="360" w:lineRule="auto"/>
+        <w:ind w:firstLine="709"/>
+        <w:jc w:val="both"/>
+        <w:rPr>
+          <w:rFonts w:ascii="Consolas" w:hAnsi="Consolas"/>
+          <w:b/>
+          <w:bCs/>
+          <w:lang w:val="en-US"/>
+        </w:rPr>
+      </w:pPr>
+      <w:r>
+        <w:rPr>
+          <w:rFonts w:ascii="Consolas" w:hAnsi="Consolas" w:cs="Tahoma"/>
+          <w:b/>
+          <w:bCs/>
+        </w:rPr>
+        <w:t>﻿</w:t>
+      </w:r>
+      <w:r>
+        <w:rPr>
+          <w:rFonts w:ascii="Consolas" w:hAnsi="Consolas"/>
+          <w:b/>
+          <w:bCs/>
+          <w:lang w:val="en-US"/>
+        </w:rPr>
+        <w:t>#include &lt;</w:t>
+      </w:r>
+      <w:proofErr w:type="spellStart"/>
+      <w:r>
+        <w:rPr>
+          <w:rFonts w:ascii="Consolas" w:hAnsi="Consolas"/>
+          <w:b/>
+          <w:bCs/>
+          <w:lang w:val="en-US"/>
+        </w:rPr>
+        <w:t>stdio.h</w:t>
+      </w:r>
+      <w:proofErr w:type="spellEnd"/>
+      <w:r>
+        <w:rPr>
+          <w:rFonts w:ascii="Consolas" w:hAnsi="Consolas"/>
+          <w:b/>
+          <w:bCs/>
+          <w:lang w:val="en-US"/>
+        </w:rPr>
+        <w:t>&gt;</w:t>
+      </w:r>
+    </w:p>
+    <w:p>
+      <w:pPr>
+        <w:spacing w:after="0" w:line="360" w:lineRule="auto"/>
+        <w:ind w:firstLine="709"/>
+        <w:jc w:val="both"/>
+        <w:rPr>
+          <w:rFonts w:ascii="Consolas" w:hAnsi="Consolas"/>
+          <w:b/>
+          <w:bCs/>
+          <w:lang w:val="en-US"/>
+        </w:rPr>
+      </w:pPr>
+      <w:r>
+        <w:rPr>
+          <w:rFonts w:ascii="Consolas" w:hAnsi="Consolas"/>
+          <w:b/>
+          <w:bCs/>
+          <w:lang w:val="en-US"/>
+        </w:rPr>
+        <w:t>#include &lt;</w:t>
+      </w:r>
+      <w:proofErr w:type="spellStart"/>
+      <w:r>
+        <w:rPr>
+          <w:rFonts w:ascii="Consolas" w:hAnsi="Consolas"/>
+          <w:b/>
+          <w:bCs/>
+          <w:lang w:val="en-US"/>
+        </w:rPr>
+        <w:t>stdlib.h</w:t>
+      </w:r>
+      <w:proofErr w:type="spellEnd"/>
+      <w:r>
+        <w:rPr>
+          <w:rFonts w:ascii="Consolas" w:hAnsi="Consolas"/>
+          <w:b/>
+          <w:bCs/>
+          <w:lang w:val="en-US"/>
+        </w:rPr>
+        <w:t>&gt;</w:t>
+      </w:r>
+    </w:p>
+    <w:p>
+      <w:pPr>
+        <w:spacing w:after="0" w:line="360" w:lineRule="auto"/>
+        <w:ind w:firstLine="709"/>
+        <w:jc w:val="both"/>
+        <w:rPr>
+          <w:rFonts w:ascii="Consolas" w:hAnsi="Consolas"/>
+          <w:b/>
+          <w:bCs/>
+          <w:lang w:val="en-US"/>
+        </w:rPr>
+      </w:pPr>
+    </w:p>
+    <w:p>
+      <w:pPr>
+        <w:spacing w:after="0" w:line="360" w:lineRule="auto"/>
+        <w:ind w:firstLine="709"/>
+        <w:jc w:val="both"/>
+        <w:rPr>
+          <w:rFonts w:ascii="Consolas" w:hAnsi="Consolas"/>
+          <w:b/>
+          <w:bCs/>
+          <w:lang w:val="en-US"/>
+        </w:rPr>
+      </w:pPr>
+      <w:r>
+        <w:rPr>
+          <w:rFonts w:ascii="Consolas" w:hAnsi="Consolas"/>
+          <w:b/>
+          <w:bCs/>
+          <w:lang w:val="en-US"/>
+        </w:rPr>
+        <w:t xml:space="preserve">void </w:t>
+      </w:r>
+      <w:proofErr w:type="spellStart"/>
+      <w:proofErr w:type="gramStart"/>
+      <w:r>
+        <w:rPr>
+          <w:rFonts w:ascii="Consolas" w:hAnsi="Consolas"/>
+          <w:b/>
+          <w:bCs/>
+          <w:lang w:val="en-US"/>
+        </w:rPr>
+        <w:t>insertionSort</w:t>
+      </w:r>
+      <w:proofErr w:type="spellEnd"/>
+      <w:r>
+        <w:rPr>
+          <w:rFonts w:ascii="Consolas" w:hAnsi="Consolas"/>
+          <w:b/>
+          <w:bCs/>
+          <w:lang w:val="en-US"/>
+        </w:rPr>
+        <w:t>(</w:t>
+      </w:r>
+      <w:proofErr w:type="gramEnd"/>
+      <w:r>
+        <w:rPr>
+          <w:rFonts w:ascii="Consolas" w:hAnsi="Consolas"/>
+          <w:b/>
+          <w:bCs/>
+          <w:lang w:val="en-US"/>
+        </w:rPr>
+        <w:t xml:space="preserve">int </w:t>
+      </w:r>
+      <w:proofErr w:type="spellStart"/>
+      <w:r>
+        <w:rPr>
+          <w:rFonts w:ascii="Consolas" w:hAnsi="Consolas"/>
+          <w:b/>
+          <w:bCs/>
+          <w:lang w:val="en-US"/>
+        </w:rPr>
+        <w:t>arr</w:t>
+      </w:r>
+      <w:proofErr w:type="spellEnd"/>
+      <w:r>
+        <w:rPr>
+          <w:rFonts w:ascii="Consolas" w:hAnsi="Consolas"/>
+          <w:b/>
+          <w:bCs/>
+          <w:lang w:val="en-US"/>
+        </w:rPr>
+        <w:t>[], int n) {</w:t>
+      </w:r>
+    </w:p>
+    <w:p>
+      <w:pPr>
+        <w:spacing w:after="0" w:line="360" w:lineRule="auto"/>
+        <w:ind w:firstLine="709"/>
+        <w:jc w:val="both"/>
+        <w:rPr>
+          <w:rFonts w:ascii="Consolas" w:hAnsi="Consolas"/>
+          <w:b/>
+          <w:bCs/>
+          <w:lang w:val="en-US"/>
+        </w:rPr>
+      </w:pPr>
+      <w:r>
+        <w:rPr>
+          <w:rFonts w:ascii="Consolas" w:hAnsi="Consolas"/>
+          <w:b/>
+          <w:bCs/>
+          <w:lang w:val="en-US"/>
+        </w:rPr>
+        <w:t xml:space="preserve">    int </w:t>
+      </w:r>
+      <w:proofErr w:type="spellStart"/>
+      <w:r>
+        <w:rPr>
+          <w:rFonts w:ascii="Consolas" w:hAnsi="Consolas"/>
+          <w:b/>
+          <w:bCs/>
+          <w:lang w:val="en-US"/>
+        </w:rPr>
+        <w:t>i</w:t>
+      </w:r>
+      <w:proofErr w:type="spellEnd"/>
+      <w:r>
+        <w:rPr>
+          <w:rFonts w:ascii="Consolas" w:hAnsi="Consolas"/>
+          <w:b/>
+          <w:bCs/>
+          <w:lang w:val="en-US"/>
+        </w:rPr>
+        <w:t>, key, j;</w:t>
+      </w:r>
+    </w:p>
+    <w:p>
+      <w:pPr>
+        <w:spacing w:after="0" w:line="360" w:lineRule="auto"/>
+        <w:ind w:firstLine="709"/>
+        <w:jc w:val="both"/>
+        <w:rPr>
+          <w:rFonts w:ascii="Consolas" w:hAnsi="Consolas"/>
+          <w:b/>
+          <w:bCs/>
+          <w:lang w:val="en-US"/>
+        </w:rPr>
+      </w:pPr>
+    </w:p>
+    <w:p>
+      <w:pPr>
+        <w:spacing w:after="0" w:line="360" w:lineRule="auto"/>
+        <w:ind w:firstLine="709"/>
+        <w:jc w:val="both"/>
+        <w:rPr>
+          <w:rFonts w:ascii="Consolas" w:hAnsi="Consolas"/>
+          <w:b/>
+          <w:bCs/>
+          <w:lang w:val="en-US"/>
+        </w:rPr>
+      </w:pPr>
+      <w:r>
+        <w:rPr>
+          <w:rFonts w:ascii="Consolas" w:hAnsi="Consolas"/>
+          <w:b/>
+          <w:bCs/>
+          <w:lang w:val="en-US"/>
+        </w:rPr>
+        <w:t xml:space="preserve">    for (</w:t>
+      </w:r>
+      <w:proofErr w:type="spellStart"/>
+      <w:r>
+        <w:rPr>
+          <w:rFonts w:ascii="Consolas" w:hAnsi="Consolas"/>
+          <w:b/>
+          <w:bCs/>
+          <w:lang w:val="en-US"/>
+        </w:rPr>
+        <w:t>i</w:t>
+      </w:r>
+      <w:proofErr w:type="spellEnd"/>
+      <w:r>
+        <w:rPr>
+          <w:rFonts w:ascii="Consolas" w:hAnsi="Consolas"/>
+          <w:b/>
+          <w:bCs/>
+          <w:lang w:val="en-US"/>
+        </w:rPr>
+        <w:t xml:space="preserve"> = 1; </w:t>
+      </w:r>
+      <w:proofErr w:type="spellStart"/>
+      <w:r>
+        <w:rPr>
+          <w:rFonts w:ascii="Consolas" w:hAnsi="Consolas"/>
+          <w:b/>
+          <w:bCs/>
+          <w:lang w:val="en-US"/>
+        </w:rPr>
+        <w:t>i</w:t>
+      </w:r>
+      <w:proofErr w:type="spellEnd"/>
+      <w:r>
+        <w:rPr>
+          <w:rFonts w:ascii="Consolas" w:hAnsi="Consolas"/>
+          <w:b/>
+          <w:bCs/>
+          <w:lang w:val="en-US"/>
+        </w:rPr>
+        <w:t xml:space="preserve"> &lt; n; </w:t>
+      </w:r>
+      <w:proofErr w:type="spellStart"/>
+      <w:r>
+        <w:rPr>
+          <w:rFonts w:ascii="Consolas" w:hAnsi="Consolas"/>
+          <w:b/>
+          <w:bCs/>
+          <w:lang w:val="en-US"/>
+        </w:rPr>
+        <w:t>i</w:t>
+      </w:r>
+      <w:proofErr w:type="spellEnd"/>
+      <w:r>
+        <w:rPr>
+          <w:rFonts w:ascii="Consolas" w:hAnsi="Consolas"/>
+          <w:b/>
+          <w:bCs/>
+          <w:lang w:val="en-US"/>
+        </w:rPr>
+        <w:t>++) {</w:t>
+      </w:r>
+    </w:p>
+    <w:p>
+      <w:pPr>
+        <w:spacing w:after="0" w:line="360" w:lineRule="auto"/>
+        <w:ind w:firstLine="709"/>
+        <w:jc w:val="both"/>
+        <w:rPr>
+          <w:rFonts w:ascii="Consolas" w:hAnsi="Consolas"/>
+          <w:b/>
+          <w:bCs/>
+          <w:lang w:val="en-US"/>
+        </w:rPr>
+      </w:pPr>
+      <w:r>
+        <w:rPr>
+          <w:rFonts w:ascii="Consolas" w:hAnsi="Consolas"/>
+          <w:b/>
+          <w:bCs/>
+          <w:lang w:val="en-US"/>
+        </w:rPr>
+        <w:t xml:space="preserve">        key = </w:t>
+      </w:r>
+      <w:proofErr w:type="spellStart"/>
+      <w:r>
+        <w:rPr>
+          <w:rFonts w:ascii="Consolas" w:hAnsi="Consolas"/>
+          <w:b/>
+          <w:bCs/>
+          <w:lang w:val="en-US"/>
+        </w:rPr>
+        <w:t>arr</w:t>
+      </w:r>
+      <w:proofErr w:type="spellEnd"/>
+      <w:r>
+        <w:rPr>
+          <w:rFonts w:ascii="Consolas" w:hAnsi="Consolas"/>
+          <w:b/>
+          <w:bCs/>
+          <w:lang w:val="en-US"/>
+        </w:rPr>
+        <w:t>[</w:t>
+      </w:r>
+      <w:proofErr w:type="spellStart"/>
+      <w:r>
+        <w:rPr>
+          <w:rFonts w:ascii="Consolas" w:hAnsi="Consolas"/>
+          <w:b/>
+          <w:bCs/>
+          <w:lang w:val="en-US"/>
+        </w:rPr>
+        <w:t>i</w:t>
+      </w:r>
+      <w:proofErr w:type="spellEnd"/>
+      <w:r>
+        <w:rPr>
+          <w:rFonts w:ascii="Consolas" w:hAnsi="Consolas"/>
+          <w:b/>
+          <w:bCs/>
+          <w:lang w:val="en-US"/>
+        </w:rPr>
+        <w:t xml:space="preserve">];    </w:t>
+      </w:r>
+    </w:p>
+    <w:p>
+      <w:pPr>
+        <w:spacing w:after="0" w:line="360" w:lineRule="auto"/>
+        <w:ind w:firstLine="709"/>
+        <w:jc w:val="both"/>
+        <w:rPr>
+          <w:rFonts w:ascii="Consolas" w:hAnsi="Consolas"/>
+          <w:b/>
+          <w:bCs/>
+          <w:lang w:val="en-US"/>
+        </w:rPr>
+      </w:pPr>
+      <w:r>
+        <w:rPr>
+          <w:rFonts w:ascii="Consolas" w:hAnsi="Consolas"/>
+          <w:b/>
+          <w:bCs/>
+          <w:lang w:val="en-US"/>
+        </w:rPr>
+        <w:t xml:space="preserve">        j = </w:t>
+      </w:r>
+      <w:proofErr w:type="spellStart"/>
+      <w:r>
+        <w:rPr>
+          <w:rFonts w:ascii="Consolas" w:hAnsi="Consolas"/>
+          <w:b/>
+          <w:bCs/>
+          <w:lang w:val="en-US"/>
+        </w:rPr>
+        <w:t>i</w:t>
+      </w:r>
+      <w:proofErr w:type="spellEnd"/>
+      <w:r>
+        <w:rPr>
+          <w:rFonts w:ascii="Consolas" w:hAnsi="Consolas"/>
+          <w:b/>
+          <w:bCs/>
+          <w:lang w:val="en-US"/>
+        </w:rPr>
+        <w:t xml:space="preserve"> - 1;</w:t>
+      </w:r>
+    </w:p>
+    <w:p>
+      <w:pPr>
+        <w:spacing w:after="0" w:line="360" w:lineRule="auto"/>
+        <w:ind w:firstLine="709"/>
+        <w:jc w:val="both"/>
+        <w:rPr>
+          <w:rFonts w:ascii="Consolas" w:hAnsi="Consolas"/>
+          <w:b/>
+          <w:bCs/>
+          <w:lang w:val="en-US"/>
+        </w:rPr>
+      </w:pPr>
+    </w:p>
+    <w:p>
+      <w:pPr>
+        <w:spacing w:after="0" w:line="360" w:lineRule="auto"/>
+        <w:ind w:firstLine="709"/>
+        <w:jc w:val="both"/>
+        <w:rPr>
+          <w:rFonts w:ascii="Consolas" w:hAnsi="Consolas"/>
+          <w:b/>
+          <w:bCs/>
+          <w:lang w:val="en-US"/>
+        </w:rPr>
+      </w:pPr>
+      <w:r>
+        <w:rPr>
+          <w:rFonts w:ascii="Consolas" w:hAnsi="Consolas"/>
+          <w:b/>
+          <w:bCs/>
+          <w:lang w:val="en-US"/>
+        </w:rPr>
+        <w:t xml:space="preserve">        while (j &gt;= 0 &amp;&amp; </w:t>
+      </w:r>
+      <w:proofErr w:type="spellStart"/>
+      <w:r>
+        <w:rPr>
+          <w:rFonts w:ascii="Consolas" w:hAnsi="Consolas"/>
+          <w:b/>
+          <w:bCs/>
+          <w:lang w:val="en-US"/>
+        </w:rPr>
+        <w:t>arr</w:t>
+      </w:r>
+      <w:proofErr w:type="spellEnd"/>
+      <w:r>
+        <w:rPr>
+          <w:rFonts w:ascii="Consolas" w:hAnsi="Consolas"/>
+          <w:b/>
+          <w:bCs/>
+          <w:lang w:val="en-US"/>
+        </w:rPr>
+        <w:t>[j] &gt; key) {</w:t>
+      </w:r>
+    </w:p>
+    <w:p>
+      <w:pPr>
+        <w:spacing w:after="0" w:line="360" w:lineRule="auto"/>
+        <w:ind w:firstLine="709"/>
+        <w:jc w:val="both"/>
+        <w:rPr>
+          <w:rFonts w:ascii="Consolas" w:hAnsi="Consolas"/>
+          <w:b/>
+          <w:bCs/>
+          <w:lang w:val="en-US"/>
+        </w:rPr>
+      </w:pPr>
+      <w:r>
+        <w:rPr>
+          <w:rFonts w:ascii="Consolas" w:hAnsi="Consolas"/>
+          <w:b/>
+          <w:bCs/>
+          <w:lang w:val="en-US"/>
+        </w:rPr>
+        <w:t xml:space="preserve">            </w:t>
+      </w:r>
+      <w:proofErr w:type="spellStart"/>
+      <w:proofErr w:type="gramStart"/>
+      <w:r>
+        <w:rPr>
+          <w:rFonts w:ascii="Consolas" w:hAnsi="Consolas"/>
+          <w:b/>
+          <w:bCs/>
+          <w:lang w:val="en-US"/>
+        </w:rPr>
+        <w:t>arr</w:t>
+      </w:r>
+      <w:proofErr w:type="spellEnd"/>
+      <w:r>
+        <w:rPr>
+          <w:rFonts w:ascii="Consolas" w:hAnsi="Consolas"/>
+          <w:b/>
+          <w:bCs/>
+          <w:lang w:val="en-US"/>
+        </w:rPr>
+        <w:t>[</w:t>
+      </w:r>
+      <w:proofErr w:type="gramEnd"/>
+      <w:r>
+        <w:rPr>
+          <w:rFonts w:ascii="Consolas" w:hAnsi="Consolas"/>
+          <w:b/>
+          <w:bCs/>
+          <w:lang w:val="en-US"/>
+        </w:rPr>
+        <w:t xml:space="preserve">j + 1] = </w:t>
+      </w:r>
+      <w:proofErr w:type="spellStart"/>
+      <w:r>
+        <w:rPr>
+          <w:rFonts w:ascii="Consolas" w:hAnsi="Consolas"/>
+          <w:b/>
+          <w:bCs/>
+          <w:lang w:val="en-US"/>
+        </w:rPr>
+        <w:t>arr</w:t>
+      </w:r>
+      <w:proofErr w:type="spellEnd"/>
+      <w:r>
+        <w:rPr>
+          <w:rFonts w:ascii="Consolas" w:hAnsi="Consolas"/>
+          <w:b/>
+          <w:bCs/>
+          <w:lang w:val="en-US"/>
+        </w:rPr>
+        <w:t>[j];</w:t>
+      </w:r>
+    </w:p>
+    <w:p>
+      <w:pPr>
+        <w:spacing w:after="0" w:line="360" w:lineRule="auto"/>
+        <w:ind w:firstLine="709"/>
+        <w:jc w:val="both"/>
+        <w:rPr>
+          <w:rFonts w:ascii="Consolas" w:hAnsi="Consolas"/>
+          <w:b/>
+          <w:bCs/>
+          <w:lang w:val="en-US"/>
+        </w:rPr>
+      </w:pPr>
+      <w:r>
+        <w:rPr>
+          <w:rFonts w:ascii="Consolas" w:hAnsi="Consolas"/>
+          <w:b/>
+          <w:bCs/>
+          <w:lang w:val="en-US"/>
+        </w:rPr>
+        <w:t xml:space="preserve">            j = j - 1;</w:t>
+      </w:r>
+    </w:p>
+    <w:p>
+      <w:pPr>
+        <w:spacing w:after="0" w:line="360" w:lineRule="auto"/>
+        <w:ind w:firstLine="709"/>
+        <w:jc w:val="both"/>
+        <w:rPr>
+          <w:rFonts w:ascii="Consolas" w:hAnsi="Consolas"/>
+          <w:b/>
+          <w:bCs/>
+          <w:lang w:val="en-US"/>
+        </w:rPr>
+      </w:pPr>
+      <w:r>
+        <w:rPr>
+          <w:rFonts w:ascii="Consolas" w:hAnsi="Consolas"/>
+          <w:b/>
+          <w:bCs/>
+          <w:lang w:val="en-US"/>
+        </w:rPr>
+        <w:t xml:space="preserve">        }</w:t>
+      </w:r>
+    </w:p>
+    <w:p>
+      <w:pPr>
+        <w:spacing w:after="0" w:line="360" w:lineRule="auto"/>
+        <w:ind w:firstLine="709"/>
+        <w:jc w:val="both"/>
+        <w:rPr>
+          <w:rFonts w:ascii="Consolas" w:hAnsi="Consolas"/>
+          <w:b/>
+          <w:bCs/>
+          <w:lang w:val="en-US"/>
+        </w:rPr>
+      </w:pPr>
+      <w:r>
+        <w:rPr>
+          <w:rFonts w:ascii="Consolas" w:hAnsi="Consolas"/>
+          <w:b/>
+          <w:bCs/>
+          <w:lang w:val="en-US"/>
+        </w:rPr>
+        <w:t xml:space="preserve">        </w:t>
+      </w:r>
+      <w:proofErr w:type="spellStart"/>
+      <w:proofErr w:type="gramStart"/>
+      <w:r>
+        <w:rPr>
+          <w:rFonts w:ascii="Consolas" w:hAnsi="Consolas"/>
+          <w:b/>
+          <w:bCs/>
+          <w:lang w:val="en-US"/>
+        </w:rPr>
+        <w:t>arr</w:t>
+      </w:r>
+      <w:proofErr w:type="spellEnd"/>
+      <w:r>
+        <w:rPr>
+          <w:rFonts w:ascii="Consolas" w:hAnsi="Consolas"/>
+          <w:b/>
+          <w:bCs/>
+          <w:lang w:val="en-US"/>
+        </w:rPr>
+        <w:t>[</w:t>
+      </w:r>
+      <w:proofErr w:type="gramEnd"/>
+      <w:r>
+        <w:rPr>
+          <w:rFonts w:ascii="Consolas" w:hAnsi="Consolas"/>
+          <w:b/>
+          <w:bCs/>
+          <w:lang w:val="en-US"/>
+        </w:rPr>
+        <w:t xml:space="preserve">j + 1] = key;  </w:t>
+      </w:r>
+    </w:p>
+    <w:p>
+      <w:pPr>
+        <w:spacing w:after="0" w:line="360" w:lineRule="auto"/>
+        <w:ind w:firstLine="709"/>
+        <w:jc w:val="both"/>
+        <w:rPr>
+          <w:rFonts w:ascii="Consolas" w:hAnsi="Consolas"/>
+          <w:b/>
+          <w:bCs/>
+          <w:lang w:val="en-US"/>
+        </w:rPr>
+      </w:pPr>
+      <w:r>
+        <w:rPr>
+          <w:rFonts w:ascii="Consolas" w:hAnsi="Consolas"/>
+          <w:b/>
+          <w:bCs/>
+          <w:lang w:val="en-US"/>
+        </w:rPr>
+        <w:t xml:space="preserve">    }</w:t>
+      </w:r>
+    </w:p>
+    <w:p>
+      <w:pPr>
+        <w:spacing w:after="0" w:line="360" w:lineRule="auto"/>
+        <w:ind w:firstLine="709"/>
+        <w:jc w:val="both"/>
+        <w:rPr>
+          <w:rFonts w:ascii="Consolas" w:hAnsi="Consolas"/>
+          <w:b/>
+          <w:bCs/>
+          <w:lang w:val="en-US"/>
+        </w:rPr>
+      </w:pPr>
+      <w:r>
+        <w:rPr>
+          <w:rFonts w:ascii="Consolas" w:hAnsi="Consolas"/>
+          <w:b/>
+          <w:bCs/>
+          <w:lang w:val="en-US"/>
+        </w:rPr>
+        <w:t>}</w:t>
+      </w:r>
+    </w:p>
+    <w:p>
+      <w:pPr>
+        <w:spacing w:after="0" w:line="360" w:lineRule="auto"/>
+        <w:ind w:firstLine="709"/>
+        <w:jc w:val="both"/>
+        <w:rPr>
+          <w:rFonts w:ascii="Consolas" w:hAnsi="Consolas"/>
+          <w:b/>
+          <w:bCs/>
+          <w:lang w:val="en-US"/>
+        </w:rPr>
+      </w:pPr>
+    </w:p>
+    <w:p>
+      <w:pPr>
+        <w:spacing w:after="0" w:line="360" w:lineRule="auto"/>
+        <w:ind w:firstLine="709"/>
+        <w:jc w:val="both"/>
+        <w:rPr>
+          <w:rFonts w:ascii="Consolas" w:hAnsi="Consolas"/>
+          <w:b/>
+          <w:bCs/>
+          <w:lang w:val="en-US"/>
+        </w:rPr>
+      </w:pPr>
+      <w:r>
+        <w:rPr>
+          <w:rFonts w:ascii="Consolas" w:hAnsi="Consolas"/>
+          <w:b/>
+          <w:bCs/>
+          <w:lang w:val="en-US"/>
+        </w:rPr>
+        <w:t xml:space="preserve">void </w:t>
+      </w:r>
+      <w:proofErr w:type="spellStart"/>
+      <w:proofErr w:type="gramStart"/>
+      <w:r>
+        <w:rPr>
+          <w:rFonts w:ascii="Consolas" w:hAnsi="Consolas"/>
+          <w:b/>
+          <w:bCs/>
+          <w:lang w:val="en-US"/>
+        </w:rPr>
+        <w:t>printArray</w:t>
+      </w:r>
+      <w:proofErr w:type="spellEnd"/>
+      <w:r>
+        <w:rPr>
+          <w:rFonts w:ascii="Consolas" w:hAnsi="Consolas"/>
+          <w:b/>
+          <w:bCs/>
+          <w:lang w:val="en-US"/>
+        </w:rPr>
+        <w:t>(</w:t>
+      </w:r>
+      <w:proofErr w:type="gramEnd"/>
+      <w:r>
+        <w:rPr>
+          <w:rFonts w:ascii="Consolas" w:hAnsi="Consolas"/>
+          <w:b/>
+          <w:bCs/>
+          <w:lang w:val="en-US"/>
+        </w:rPr>
+        <w:t xml:space="preserve">int </w:t>
+      </w:r>
+      <w:proofErr w:type="spellStart"/>
+      <w:r>
+        <w:rPr>
+          <w:rFonts w:ascii="Consolas" w:hAnsi="Consolas"/>
+          <w:b/>
+          <w:bCs/>
+          <w:lang w:val="en-US"/>
+        </w:rPr>
+        <w:t>arr</w:t>
+      </w:r>
+      <w:proofErr w:type="spellEnd"/>
+      <w:r>
+        <w:rPr>
+          <w:rFonts w:ascii="Consolas" w:hAnsi="Consolas"/>
+          <w:b/>
+          <w:bCs/>
+          <w:lang w:val="en-US"/>
+        </w:rPr>
+        <w:t>[], int size) {</w:t>
+      </w:r>
+    </w:p>
+    <w:p>
+      <w:pPr>
+        <w:spacing w:after="0" w:line="360" w:lineRule="auto"/>
+        <w:ind w:firstLine="709"/>
+        <w:jc w:val="both"/>
+        <w:rPr>
+          <w:rFonts w:ascii="Consolas" w:hAnsi="Consolas"/>
+          <w:b/>
+          <w:bCs/>
+          <w:lang w:val="en-US"/>
+        </w:rPr>
+      </w:pPr>
+      <w:r>
+        <w:rPr>
+          <w:rFonts w:ascii="Consolas" w:hAnsi="Consolas"/>
+          <w:b/>
+          <w:bCs/>
+          <w:lang w:val="en-US"/>
+        </w:rPr>
+        <w:t xml:space="preserve">    for (int </w:t>
+      </w:r>
+      <w:proofErr w:type="spellStart"/>
+      <w:r>
+        <w:rPr>
+          <w:rFonts w:ascii="Consolas" w:hAnsi="Consolas"/>
+          <w:b/>
+          <w:bCs/>
+          <w:lang w:val="en-US"/>
+        </w:rPr>
+        <w:t>i</w:t>
+      </w:r>
+      <w:proofErr w:type="spellEnd"/>
+      <w:r>
+        <w:rPr>
+          <w:rFonts w:ascii="Consolas" w:hAnsi="Consolas"/>
+          <w:b/>
+          <w:bCs/>
+          <w:lang w:val="en-US"/>
+        </w:rPr>
+        <w:t xml:space="preserve"> = 0; </w:t>
+      </w:r>
+      <w:proofErr w:type="spellStart"/>
+      <w:r>
+        <w:rPr>
+          <w:rFonts w:ascii="Consolas" w:hAnsi="Consolas"/>
+          <w:b/>
+          <w:bCs/>
+          <w:lang w:val="en-US"/>
+        </w:rPr>
+        <w:t>i</w:t>
+      </w:r>
+      <w:proofErr w:type="spellEnd"/>
+      <w:r>
+        <w:rPr>
+          <w:rFonts w:ascii="Consolas" w:hAnsi="Consolas"/>
+          <w:b/>
+          <w:bCs/>
+          <w:lang w:val="en-US"/>
+        </w:rPr>
+        <w:t xml:space="preserve"> &lt; size; </w:t>
+      </w:r>
+      <w:proofErr w:type="spellStart"/>
+      <w:r>
+        <w:rPr>
+          <w:rFonts w:ascii="Consolas" w:hAnsi="Consolas"/>
+          <w:b/>
+          <w:bCs/>
+          <w:lang w:val="en-US"/>
+        </w:rPr>
+        <w:t>i</w:t>
+      </w:r>
+      <w:proofErr w:type="spellEnd"/>
+      <w:r>
+        <w:rPr>
+          <w:rFonts w:ascii="Consolas" w:hAnsi="Consolas"/>
+          <w:b/>
+          <w:bCs/>
+          <w:lang w:val="en-US"/>
+        </w:rPr>
+        <w:t>++) {</w:t>
+      </w:r>
+    </w:p>
+    <w:p>
+      <w:pPr>
+        <w:spacing w:after="0" w:line="360" w:lineRule="auto"/>
+        <w:ind w:firstLine="709"/>
+        <w:jc w:val="both"/>
+        <w:rPr>
+          <w:rFonts w:ascii="Consolas" w:hAnsi="Consolas"/>
+          <w:b/>
+          <w:bCs/>
+          <w:lang w:val="en-US"/>
+        </w:rPr>
+      </w:pPr>
+      <w:r>
+        <w:rPr>
+          <w:rFonts w:ascii="Consolas" w:hAnsi="Consolas"/>
+          <w:b/>
+          <w:bCs/>
+          <w:lang w:val="en-US"/>
+        </w:rPr>
+        <w:t xml:space="preserve">        </w:t>
+      </w:r>
+      <w:proofErr w:type="spellStart"/>
+      <w:proofErr w:type="gramStart"/>
+      <w:r>
+        <w:rPr>
+          <w:rFonts w:ascii="Consolas" w:hAnsi="Consolas"/>
+          <w:b/>
+          <w:bCs/>
+          <w:lang w:val="en-US"/>
+        </w:rPr>
+        <w:t>printf</w:t>
+      </w:r>
+      <w:proofErr w:type="spellEnd"/>
+      <w:r>
+        <w:rPr>
+          <w:rFonts w:ascii="Consolas" w:hAnsi="Consolas"/>
+          <w:b/>
+          <w:bCs/>
+          <w:lang w:val="en-US"/>
+        </w:rPr>
+        <w:t>(</w:t>
+      </w:r>
+      <w:proofErr w:type="gramEnd"/>
+      <w:r>
+        <w:rPr>
+          <w:rFonts w:ascii="Consolas" w:hAnsi="Consolas"/>
+          <w:b/>
+          <w:bCs/>
+          <w:lang w:val="en-US"/>
+        </w:rPr>
+        <w:t xml:space="preserve">"%d ", </w:t>
+      </w:r>
+      <w:proofErr w:type="spellStart"/>
+      <w:r>
+        <w:rPr>
+          <w:rFonts w:ascii="Consolas" w:hAnsi="Consolas"/>
+          <w:b/>
+          <w:bCs/>
+          <w:lang w:val="en-US"/>
+        </w:rPr>
+        <w:t>arr</w:t>
+      </w:r>
+      <w:proofErr w:type="spellEnd"/>
+      <w:r>
+        <w:rPr>
+          <w:rFonts w:ascii="Consolas" w:hAnsi="Consolas"/>
+          <w:b/>
+          <w:bCs/>
+          <w:lang w:val="en-US"/>
+        </w:rPr>
+        <w:t>[</w:t>
+      </w:r>
+      <w:proofErr w:type="spellStart"/>
+      <w:r>
+        <w:rPr>
+          <w:rFonts w:ascii="Consolas" w:hAnsi="Consolas"/>
+          <w:b/>
+          <w:bCs/>
+          <w:lang w:val="en-US"/>
+        </w:rPr>
+        <w:t>i</w:t>
+      </w:r>
+      <w:proofErr w:type="spellEnd"/>
+      <w:r>
+        <w:rPr>
+          <w:rFonts w:ascii="Consolas" w:hAnsi="Consolas"/>
+          <w:b/>
+          <w:bCs/>
+          <w:lang w:val="en-US"/>
+        </w:rPr>
+        <w:t>]);</w:t>
+      </w:r>
+    </w:p>
+    <w:p>
+      <w:pPr>
+        <w:spacing w:after="0" w:line="360" w:lineRule="auto"/>
+        <w:ind w:firstLine="709"/>
+        <w:jc w:val="both"/>
+        <w:rPr>
+          <w:rFonts w:ascii="Consolas" w:hAnsi="Consolas"/>
+          <w:b/>
+          <w:bCs/>
+          <w:lang w:val="en-US"/>
+        </w:rPr>
+      </w:pPr>
+      <w:r>
+        <w:rPr>
+          <w:rFonts w:ascii="Consolas" w:hAnsi="Consolas"/>
+          <w:b/>
+          <w:bCs/>
+          <w:lang w:val="en-US"/>
+        </w:rPr>
+        <w:t xml:space="preserve">    }</w:t>
+      </w:r>
+    </w:p>
+    <w:p>
+      <w:pPr>
+        <w:spacing w:after="0" w:line="360" w:lineRule="auto"/>
+        <w:ind w:firstLine="709"/>
+        <w:jc w:val="both"/>
+        <w:rPr>
+          <w:rFonts w:ascii="Consolas" w:hAnsi="Consolas"/>
+          <w:b/>
+          <w:bCs/>
+          <w:lang w:val="en-US"/>
+        </w:rPr>
+      </w:pPr>
+      <w:r>
+        <w:rPr>
+          <w:rFonts w:ascii="Consolas" w:hAnsi="Consolas"/>
+          <w:b/>
+          <w:bCs/>
+          <w:lang w:val="en-US"/>
+        </w:rPr>
+        <w:t xml:space="preserve">    </w:t>
+      </w:r>
+      <w:proofErr w:type="spellStart"/>
+      <w:r>
+        <w:rPr>
+          <w:rFonts w:ascii="Consolas" w:hAnsi="Consolas"/>
+          <w:b/>
+          <w:bCs/>
+          <w:lang w:val="en-US"/>
+        </w:rPr>
+        <w:t>printf</w:t>
+      </w:r>
+      <w:proofErr w:type="spellEnd"/>
+      <w:r>
+        <w:rPr>
+          <w:rFonts w:ascii="Consolas" w:hAnsi="Consolas"/>
+          <w:b/>
+          <w:bCs/>
+          <w:lang w:val="en-US"/>
+        </w:rPr>
+        <w:t>("\n");</w:t>
+      </w:r>
+    </w:p>
+    <w:p>
+      <w:pPr>
+        <w:spacing w:after="0" w:line="360" w:lineRule="auto"/>
+        <w:ind w:firstLine="709"/>
+        <w:jc w:val="both"/>
+        <w:rPr>
+          <w:rFonts w:ascii="Consolas" w:hAnsi="Consolas"/>
+          <w:b/>
+          <w:bCs/>
+        </w:rPr>
+      </w:pPr>
+      <w:r>
+        <w:rPr>
+          <w:rFonts w:ascii="Consolas" w:hAnsi="Consolas"/>
+          <w:b/>
+          <w:bCs/>
+        </w:rPr>
+        <w:t>}</w:t>
+      </w:r>
+    </w:p>
+    <w:p>
+      <w:pPr>
+        <w:spacing w:after="0" w:line="360" w:lineRule="auto"/>
+        <w:ind w:firstLine="709"/>
+        <w:jc w:val="both"/>
+        <w:rPr>
+          <w:rFonts w:ascii="Consolas" w:hAnsi="Consolas"/>
+          <w:b/>
+          <w:bCs/>
+        </w:rPr>
+      </w:pPr>
+    </w:p>
+    <w:p>
+      <w:pPr>
+        <w:spacing w:after="0" w:line="360" w:lineRule="auto"/>
+        <w:ind w:firstLine="709"/>
+        <w:jc w:val="both"/>
+        <w:rPr>
+          <w:rFonts w:ascii="Consolas" w:hAnsi="Consolas"/>
+          <w:b/>
+          <w:bCs/>
+        </w:rPr>
+      </w:pPr>
+      <w:proofErr w:type="spellStart"/>
+      <w:r>
+        <w:rPr>
+          <w:rFonts w:ascii="Consolas" w:hAnsi="Consolas"/>
+          <w:b/>
+          <w:bCs/>
+        </w:rPr>
+        <w:t>int</w:t>
+      </w:r>
+      <w:proofErr w:type="spellEnd"/>
+      <w:r>
+        <w:rPr>
+          <w:rFonts w:ascii="Consolas" w:hAnsi="Consolas"/>
+          <w:b/>
+          <w:bCs/>
+        </w:rPr>
+        <w:t xml:space="preserve"> </w:t>
+      </w:r>
+      <w:proofErr w:type="spellStart"/>
+      <w:proofErr w:type="gramStart"/>
+      <w:r>
+        <w:rPr>
+          <w:rFonts w:ascii="Consolas" w:hAnsi="Consolas"/>
+          <w:b/>
+          <w:bCs/>
+        </w:rPr>
+        <w:t>main</w:t>
+      </w:r>
+      <w:proofErr w:type="spellEnd"/>
+      <w:r>
+        <w:rPr>
+          <w:rFonts w:ascii="Consolas" w:hAnsi="Consolas"/>
+          <w:b/>
+          <w:bCs/>
+        </w:rPr>
+        <w:t>(</w:t>
+      </w:r>
+      <w:proofErr w:type="gramEnd"/>
+      <w:r>
+        <w:rPr>
+          <w:rFonts w:ascii="Consolas" w:hAnsi="Consolas"/>
+          <w:b/>
+          <w:bCs/>
+        </w:rPr>
+        <w:t>) {</w:t>
+      </w:r>
+    </w:p>
+    <w:p>
+      <w:pPr>
+        <w:spacing w:after="0" w:line="360" w:lineRule="auto"/>
+        <w:ind w:firstLine="709"/>
+        <w:jc w:val="both"/>
+        <w:rPr>
+          <w:rFonts w:ascii="Consolas" w:hAnsi="Consolas"/>
+          <w:b/>
+          <w:bCs/>
+        </w:rPr>
+      </w:pPr>
+      <w:r>
+        <w:rPr>
+          <w:rFonts w:ascii="Consolas" w:hAnsi="Consolas"/>
+          <w:b/>
+          <w:bCs/>
+        </w:rPr>
+        <w:t xml:space="preserve">    </w:t>
+      </w:r>
+      <w:proofErr w:type="spellStart"/>
+      <w:r>
+        <w:rPr>
+          <w:rFonts w:ascii="Consolas" w:hAnsi="Consolas"/>
+          <w:b/>
+          <w:bCs/>
+        </w:rPr>
+        <w:t>int</w:t>
+      </w:r>
+      <w:proofErr w:type="spellEnd"/>
+      <w:r>
+        <w:rPr>
+          <w:rFonts w:ascii="Consolas" w:hAnsi="Consolas"/>
+          <w:b/>
+          <w:bCs/>
+        </w:rPr>
+        <w:t xml:space="preserve"> n;</w:t>
+      </w:r>
+    </w:p>
+    <w:p>
+      <w:pPr>
+        <w:spacing w:after="0" w:line="360" w:lineRule="auto"/>
+        <w:ind w:firstLine="709"/>
+        <w:jc w:val="both"/>
+        <w:rPr>
+          <w:rFonts w:ascii="Consolas" w:hAnsi="Consolas"/>
+          <w:b/>
+          <w:bCs/>
+        </w:rPr>
+      </w:pPr>
+    </w:p>
+    <w:p>
+      <w:pPr>
+        <w:spacing w:after="0" w:line="360" w:lineRule="auto"/>
+        <w:ind w:firstLine="709"/>
+        <w:jc w:val="both"/>
+        <w:rPr>
+          <w:rFonts w:ascii="Consolas" w:hAnsi="Consolas"/>
+          <w:b/>
+          <w:bCs/>
+        </w:rPr>
+      </w:pPr>
+      <w:r>
+        <w:rPr>
+          <w:rFonts w:ascii="Consolas" w:hAnsi="Consolas"/>
+          <w:b/>
+          <w:bCs/>
+        </w:rPr>
+        <w:t xml:space="preserve">    </w:t>
+      </w:r>
+      <w:proofErr w:type="spellStart"/>
+      <w:proofErr w:type="gramStart"/>
+      <w:r>
+        <w:rPr>
+          <w:rFonts w:ascii="Consolas" w:hAnsi="Consolas"/>
+          <w:b/>
+          <w:bCs/>
+        </w:rPr>
+        <w:t>printf</w:t>
+      </w:r>
+      <w:proofErr w:type="spellEnd"/>
+      <w:r>
+        <w:rPr>
+          <w:rFonts w:ascii="Consolas" w:hAnsi="Consolas"/>
+          <w:b/>
+          <w:bCs/>
+        </w:rPr>
+        <w:t>(</w:t>
+      </w:r>
+      <w:proofErr w:type="gramEnd"/>
+      <w:r>
+        <w:rPr>
+          <w:rFonts w:ascii="Consolas" w:hAnsi="Consolas"/>
+          <w:b/>
+          <w:bCs/>
+        </w:rPr>
+        <w:t>"Введите количество элементов массива: ");</w:t>
+      </w:r>
+    </w:p>
+    <w:p>
+      <w:pPr>
+        <w:spacing w:after="0" w:line="360" w:lineRule="auto"/>
+        <w:ind w:firstLine="709"/>
+        <w:jc w:val="both"/>
+        <w:rPr>
+          <w:rFonts w:ascii="Consolas" w:hAnsi="Consolas"/>
+          <w:b/>
+          <w:bCs/>
+        </w:rPr>
+      </w:pPr>
+      <w:r>
+        <w:rPr>
+          <w:rFonts w:ascii="Consolas" w:hAnsi="Consolas"/>
+          <w:b/>
+          <w:bCs/>
+        </w:rPr>
+        <w:t xml:space="preserve">    </w:t>
+      </w:r>
+      <w:proofErr w:type="spellStart"/>
+      <w:proofErr w:type="gramStart"/>
+      <w:r>
+        <w:rPr>
+          <w:rFonts w:ascii="Consolas" w:hAnsi="Consolas"/>
+          <w:b/>
+          <w:bCs/>
+        </w:rPr>
+        <w:t>scanf</w:t>
+      </w:r>
+      <w:proofErr w:type="spellEnd"/>
+      <w:r>
+        <w:rPr>
+          <w:rFonts w:ascii="Consolas" w:hAnsi="Consolas"/>
+          <w:b/>
+          <w:bCs/>
+        </w:rPr>
+        <w:t>(</w:t>
+      </w:r>
+      <w:proofErr w:type="gramEnd"/>
+      <w:r>
+        <w:rPr>
+          <w:rFonts w:ascii="Consolas" w:hAnsi="Consolas"/>
+          <w:b/>
+          <w:bCs/>
+        </w:rPr>
+        <w:t>"%d", &amp;n);</w:t>
+      </w:r>
+    </w:p>
+    <w:p>
+      <w:pPr>
+        <w:spacing w:after="0" w:line="360" w:lineRule="auto"/>
+        <w:ind w:firstLine="709"/>
+        <w:jc w:val="both"/>
+        <w:rPr>
+          <w:rFonts w:ascii="Consolas" w:hAnsi="Consolas"/>
+          <w:b/>
+          <w:bCs/>
+        </w:rPr>
+      </w:pPr>
+    </w:p>
+    <w:p>
+      <w:pPr>
+        <w:spacing w:after="0" w:line="360" w:lineRule="auto"/>
+        <w:ind w:firstLine="709"/>
+        <w:jc w:val="both"/>
+        <w:rPr>
+          <w:rFonts w:ascii="Consolas" w:hAnsi="Consolas"/>
+          <w:b/>
+          <w:bCs/>
+        </w:rPr>
+      </w:pPr>
+      <w:r>
+        <w:rPr>
+          <w:rFonts w:ascii="Consolas" w:hAnsi="Consolas"/>
+          <w:b/>
+          <w:bCs/>
+        </w:rPr>
+        <w:t xml:space="preserve">    </w:t>
+      </w:r>
+      <w:proofErr w:type="spellStart"/>
+      <w:r>
+        <w:rPr>
+          <w:rFonts w:ascii="Consolas" w:hAnsi="Consolas"/>
+          <w:b/>
+          <w:bCs/>
+        </w:rPr>
+        <w:t>if</w:t>
+      </w:r>
+      <w:proofErr w:type="spellEnd"/>
+      <w:r>
+        <w:rPr>
+          <w:rFonts w:ascii="Consolas" w:hAnsi="Consolas"/>
+          <w:b/>
+          <w:bCs/>
+        </w:rPr>
+        <w:t xml:space="preserve"> (n &lt;= 0) {</w:t>
+      </w:r>
+    </w:p>
+    <w:p>
+      <w:pPr>
+        <w:spacing w:after="0" w:line="360" w:lineRule="auto"/>
+        <w:ind w:firstLine="709"/>
+        <w:jc w:val="both"/>
+        <w:rPr>
+          <w:rFonts w:ascii="Consolas" w:hAnsi="Consolas"/>
+          <w:b/>
+          <w:bCs/>
+        </w:rPr>
+      </w:pPr>
+      <w:r>
+        <w:rPr>
+          <w:rFonts w:ascii="Consolas" w:hAnsi="Consolas"/>
+          <w:b/>
+          <w:bCs/>
+        </w:rPr>
+        <w:t xml:space="preserve">        </w:t>
+      </w:r>
+      <w:proofErr w:type="spellStart"/>
+      <w:proofErr w:type="gramStart"/>
+      <w:r>
+        <w:rPr>
+          <w:rFonts w:ascii="Consolas" w:hAnsi="Consolas"/>
+          <w:b/>
+          <w:bCs/>
+        </w:rPr>
+        <w:t>printf</w:t>
+      </w:r>
+      <w:proofErr w:type="spellEnd"/>
+      <w:r>
+        <w:rPr>
+          <w:rFonts w:ascii="Consolas" w:hAnsi="Consolas"/>
+          <w:b/>
+          <w:bCs/>
+        </w:rPr>
+        <w:t>(</w:t>
+      </w:r>
+      <w:proofErr w:type="gramEnd"/>
+      <w:r>
+        <w:rPr>
+          <w:rFonts w:ascii="Consolas" w:hAnsi="Consolas"/>
+          <w:b/>
+          <w:bCs/>
+        </w:rPr>
+        <w:t>"Ошибка: количество элементов должно быть положительным!\n");</w:t>
+      </w:r>
+    </w:p>
+    <w:p>
+      <w:pPr>
+        <w:spacing w:after="0" w:line="360" w:lineRule="auto"/>
+        <w:ind w:firstLine="709"/>
+        <w:jc w:val="both"/>
+        <w:rPr>
+          <w:rFonts w:ascii="Consolas" w:hAnsi="Consolas"/>
+          <w:b/>
+          <w:bCs/>
+          <w:lang w:val="en-US"/>
+        </w:rPr>
+      </w:pPr>
+      <w:r>
+        <w:rPr>
+          <w:rFonts w:ascii="Consolas" w:hAnsi="Consolas"/>
+          <w:b/>
+          <w:bCs/>
+        </w:rPr>
+        <w:t xml:space="preserve">        </w:t>
+      </w:r>
+      <w:r>
+        <w:rPr>
+          <w:rFonts w:ascii="Consolas" w:hAnsi="Consolas"/>
+          <w:b/>
+          <w:bCs/>
+          <w:lang w:val="en-US"/>
+        </w:rPr>
+        <w:t>return 1;</w:t>
+      </w:r>
+    </w:p>
+    <w:p>
+      <w:pPr>
+        <w:spacing w:after="0" w:line="360" w:lineRule="auto"/>
+        <w:ind w:firstLine="709"/>
+        <w:jc w:val="both"/>
+        <w:rPr>
+          <w:rFonts w:ascii="Consolas" w:hAnsi="Consolas"/>
+          <w:b/>
+          <w:bCs/>
+          <w:lang w:val="en-US"/>
+        </w:rPr>
+      </w:pPr>
+      <w:r>
+        <w:rPr>
+          <w:rFonts w:ascii="Consolas" w:hAnsi="Consolas"/>
+          <w:b/>
+          <w:bCs/>
+          <w:lang w:val="en-US"/>
         </w:rPr>
         <w:lastRenderedPageBreak/>
+        <w:t xml:space="preserve">    }</w:t>
+      </w:r>
+    </w:p>
+    <w:p>
+      <w:pPr>
+        <w:spacing w:after="0" w:line="360" w:lineRule="auto"/>
+        <w:ind w:firstLine="709"/>
+        <w:jc w:val="both"/>
+        <w:rPr>
+          <w:rFonts w:ascii="Consolas" w:hAnsi="Consolas"/>
+          <w:b/>
+          <w:bCs/>
+          <w:lang w:val="en-US"/>
+        </w:rPr>
+      </w:pPr>
+    </w:p>
+    <w:p>
+      <w:pPr>
+        <w:spacing w:after="0" w:line="360" w:lineRule="auto"/>
+        <w:ind w:firstLine="709"/>
+        <w:jc w:val="both"/>
+        <w:rPr>
+          <w:rFonts w:ascii="Consolas" w:hAnsi="Consolas"/>
+          <w:b/>
+          <w:bCs/>
+          <w:lang w:val="en-US"/>
+        </w:rPr>
+      </w:pPr>
+      <w:r>
+        <w:rPr>
+          <w:rFonts w:ascii="Consolas" w:hAnsi="Consolas"/>
+          <w:b/>
+          <w:bCs/>
+          <w:lang w:val="en-US"/>
+        </w:rPr>
+        <w:t xml:space="preserve">    int* </w:t>
+      </w:r>
+      <w:proofErr w:type="spellStart"/>
+      <w:r>
+        <w:rPr>
+          <w:rFonts w:ascii="Consolas" w:hAnsi="Consolas"/>
+          <w:b/>
+          <w:bCs/>
+          <w:lang w:val="en-US"/>
+        </w:rPr>
+        <w:t>arr</w:t>
+      </w:r>
+      <w:proofErr w:type="spellEnd"/>
+      <w:r>
+        <w:rPr>
+          <w:rFonts w:ascii="Consolas" w:hAnsi="Consolas"/>
+          <w:b/>
+          <w:bCs/>
+          <w:lang w:val="en-US"/>
+        </w:rPr>
+        <w:t xml:space="preserve"> = (int</w:t>
+      </w:r>
+      <w:proofErr w:type="gramStart"/>
+      <w:r>
+        <w:rPr>
+          <w:rFonts w:ascii="Consolas" w:hAnsi="Consolas"/>
+          <w:b/>
+          <w:bCs/>
+          <w:lang w:val="en-US"/>
+        </w:rPr>
+        <w:t>*)malloc</w:t>
+      </w:r>
+      <w:proofErr w:type="gramEnd"/>
+      <w:r>
+        <w:rPr>
+          <w:rFonts w:ascii="Consolas" w:hAnsi="Consolas"/>
+          <w:b/>
+          <w:bCs/>
+          <w:lang w:val="en-US"/>
+        </w:rPr>
+        <w:t xml:space="preserve">(n * </w:t>
+      </w:r>
+      <w:proofErr w:type="spellStart"/>
+      <w:r>
+        <w:rPr>
+          <w:rFonts w:ascii="Consolas" w:hAnsi="Consolas"/>
+          <w:b/>
+          <w:bCs/>
+          <w:lang w:val="en-US"/>
+        </w:rPr>
+        <w:t>sizeof</w:t>
+      </w:r>
+      <w:proofErr w:type="spellEnd"/>
+      <w:r>
+        <w:rPr>
+          <w:rFonts w:ascii="Consolas" w:hAnsi="Consolas"/>
+          <w:b/>
+          <w:bCs/>
+          <w:lang w:val="en-US"/>
+        </w:rPr>
+        <w:t>(int));</w:t>
+      </w:r>
+    </w:p>
+    <w:p>
+      <w:pPr>
+        <w:spacing w:after="0" w:line="360" w:lineRule="auto"/>
+        <w:ind w:firstLine="709"/>
+        <w:jc w:val="both"/>
+        <w:rPr>
+          <w:rFonts w:ascii="Consolas" w:hAnsi="Consolas"/>
+          <w:b/>
+          <w:bCs/>
+          <w:lang w:val="en-US"/>
+        </w:rPr>
+      </w:pPr>
+      <w:r>
+        <w:rPr>
+          <w:rFonts w:ascii="Consolas" w:hAnsi="Consolas"/>
+          <w:b/>
+          <w:bCs/>
+          <w:lang w:val="en-US"/>
+        </w:rPr>
+        <w:t xml:space="preserve">    if (</w:t>
+      </w:r>
+      <w:proofErr w:type="spellStart"/>
+      <w:r>
+        <w:rPr>
+          <w:rFonts w:ascii="Consolas" w:hAnsi="Consolas"/>
+          <w:b/>
+          <w:bCs/>
+          <w:lang w:val="en-US"/>
+        </w:rPr>
+        <w:t>arr</w:t>
+      </w:r>
+      <w:proofErr w:type="spellEnd"/>
+      <w:r>
+        <w:rPr>
+          <w:rFonts w:ascii="Consolas" w:hAnsi="Consolas"/>
+          <w:b/>
+          <w:bCs/>
+          <w:lang w:val="en-US"/>
+        </w:rPr>
+        <w:t xml:space="preserve"> == NULL) {</w:t>
+      </w:r>
+    </w:p>
+    <w:p>
+      <w:pPr>
+        <w:spacing w:after="0" w:line="360" w:lineRule="auto"/>
+        <w:ind w:firstLine="709"/>
+        <w:jc w:val="both"/>
+        <w:rPr>
+          <w:rFonts w:ascii="Consolas" w:hAnsi="Consolas"/>
+          <w:b/>
+          <w:bCs/>
+          <w:lang w:val="en-US"/>
+        </w:rPr>
+      </w:pPr>
+      <w:r>
+        <w:rPr>
+          <w:rFonts w:ascii="Consolas" w:hAnsi="Consolas"/>
+          <w:b/>
+          <w:bCs/>
+          <w:lang w:val="en-US"/>
+        </w:rPr>
+        <w:t xml:space="preserve">        </w:t>
+      </w:r>
+      <w:proofErr w:type="spellStart"/>
+      <w:proofErr w:type="gramStart"/>
+      <w:r>
+        <w:rPr>
+          <w:rFonts w:ascii="Consolas" w:hAnsi="Consolas"/>
+          <w:b/>
+          <w:bCs/>
+          <w:lang w:val="en-US"/>
+        </w:rPr>
+        <w:t>printf</w:t>
+      </w:r>
+      <w:proofErr w:type="spellEnd"/>
+      <w:r>
+        <w:rPr>
+          <w:rFonts w:ascii="Consolas" w:hAnsi="Consolas"/>
+          <w:b/>
+          <w:bCs/>
+          <w:lang w:val="en-US"/>
+        </w:rPr>
+        <w:t>(</w:t>
+      </w:r>
+      <w:proofErr w:type="gramEnd"/>
+      <w:r>
+        <w:rPr>
+          <w:rFonts w:ascii="Consolas" w:hAnsi="Consolas"/>
+          <w:b/>
+          <w:bCs/>
+          <w:lang w:val="en-US"/>
+        </w:rPr>
+        <w:t>"</w:t>
+      </w:r>
+      <w:r>
+        <w:rPr>
+          <w:rFonts w:ascii="Consolas" w:hAnsi="Consolas"/>
+          <w:b/>
+          <w:bCs/>
+        </w:rPr>
+        <w:t>Ошибка</w:t>
+      </w:r>
+      <w:r>
+        <w:rPr>
+          <w:rFonts w:ascii="Consolas" w:hAnsi="Consolas"/>
+          <w:b/>
+          <w:bCs/>
+          <w:lang w:val="en-US"/>
+        </w:rPr>
+        <w:t xml:space="preserve"> </w:t>
+      </w:r>
+      <w:r>
+        <w:rPr>
+          <w:rFonts w:ascii="Consolas" w:hAnsi="Consolas"/>
+          <w:b/>
+          <w:bCs/>
+        </w:rPr>
+        <w:t>выделения</w:t>
+      </w:r>
+      <w:r>
+        <w:rPr>
+          <w:rFonts w:ascii="Consolas" w:hAnsi="Consolas"/>
+          <w:b/>
+          <w:bCs/>
+          <w:lang w:val="en-US"/>
+        </w:rPr>
+        <w:t xml:space="preserve"> </w:t>
+      </w:r>
+      <w:r>
+        <w:rPr>
+          <w:rFonts w:ascii="Consolas" w:hAnsi="Consolas"/>
+          <w:b/>
+          <w:bCs/>
+        </w:rPr>
+        <w:t>памяти</w:t>
+      </w:r>
+      <w:r>
+        <w:rPr>
+          <w:rFonts w:ascii="Consolas" w:hAnsi="Consolas"/>
+          <w:b/>
+          <w:bCs/>
+          <w:lang w:val="en-US"/>
+        </w:rPr>
+        <w:t>!\</w:t>
+      </w:r>
+      <w:r>
+        <w:rPr>
+          <w:rFonts w:ascii="Consolas" w:hAnsi="Consolas"/>
+          <w:b/>
+          <w:bCs/>
+          <w:lang w:val="en-US"/>
+        </w:rPr>
+        <w:t>n</w:t>
+      </w:r>
+      <w:r>
+        <w:rPr>
+          <w:rFonts w:ascii="Consolas" w:hAnsi="Consolas"/>
+          <w:b/>
+          <w:bCs/>
+          <w:lang w:val="en-US"/>
+        </w:rPr>
+        <w:t>");</w:t>
+      </w:r>
+    </w:p>
+    <w:p>
+      <w:pPr>
+        <w:spacing w:after="0" w:line="360" w:lineRule="auto"/>
+        <w:ind w:firstLine="709"/>
+        <w:jc w:val="both"/>
+        <w:rPr>
+          <w:rFonts w:ascii="Consolas" w:hAnsi="Consolas"/>
+          <w:b/>
+          <w:bCs/>
+        </w:rPr>
+      </w:pPr>
+      <w:r>
+        <w:rPr>
+          <w:rFonts w:ascii="Consolas" w:hAnsi="Consolas"/>
+          <w:b/>
+          <w:bCs/>
+          <w:lang w:val="en-US"/>
+        </w:rPr>
+        <w:t xml:space="preserve">        </w:t>
+      </w:r>
+      <w:proofErr w:type="spellStart"/>
+      <w:r>
+        <w:rPr>
+          <w:rFonts w:ascii="Consolas" w:hAnsi="Consolas"/>
+          <w:b/>
+          <w:bCs/>
+        </w:rPr>
+        <w:t>return</w:t>
+      </w:r>
+      <w:proofErr w:type="spellEnd"/>
+      <w:r>
+        <w:rPr>
+          <w:rFonts w:ascii="Consolas" w:hAnsi="Consolas"/>
+          <w:b/>
+          <w:bCs/>
+        </w:rPr>
+        <w:t xml:space="preserve"> 1;</w:t>
+      </w:r>
+    </w:p>
+    <w:p>
+      <w:pPr>
+        <w:spacing w:after="0" w:line="360" w:lineRule="auto"/>
+        <w:ind w:firstLine="709"/>
+        <w:jc w:val="both"/>
+        <w:rPr>
+          <w:rFonts w:ascii="Consolas" w:hAnsi="Consolas"/>
+          <w:b/>
+          <w:bCs/>
+        </w:rPr>
+      </w:pPr>
+      <w:r>
+        <w:rPr>
+          <w:rFonts w:ascii="Consolas" w:hAnsi="Consolas"/>
+          <w:b/>
+          <w:bCs/>
+        </w:rPr>
+        <w:t xml:space="preserve">    }</w:t>
+      </w:r>
+    </w:p>
+    <w:p>
+      <w:pPr>
+        <w:spacing w:after="0" w:line="360" w:lineRule="auto"/>
+        <w:ind w:firstLine="709"/>
+        <w:jc w:val="both"/>
+        <w:rPr>
+          <w:rFonts w:ascii="Consolas" w:hAnsi="Consolas"/>
+          <w:b/>
+          <w:bCs/>
+        </w:rPr>
+      </w:pPr>
+    </w:p>
+    <w:p>
+      <w:pPr>
+        <w:spacing w:after="0" w:line="360" w:lineRule="auto"/>
+        <w:ind w:firstLine="709"/>
+        <w:jc w:val="both"/>
+        <w:rPr>
+          <w:rFonts w:ascii="Consolas" w:hAnsi="Consolas"/>
+          <w:b/>
+          <w:bCs/>
+        </w:rPr>
+      </w:pPr>
+      <w:r>
+        <w:rPr>
+          <w:rFonts w:ascii="Consolas" w:hAnsi="Consolas"/>
+          <w:b/>
+          <w:bCs/>
+        </w:rPr>
+        <w:t xml:space="preserve">    </w:t>
+      </w:r>
+      <w:proofErr w:type="spellStart"/>
+      <w:proofErr w:type="gramStart"/>
+      <w:r>
+        <w:rPr>
+          <w:rFonts w:ascii="Consolas" w:hAnsi="Consolas"/>
+          <w:b/>
+          <w:bCs/>
+        </w:rPr>
+        <w:t>printf</w:t>
+      </w:r>
+      <w:proofErr w:type="spellEnd"/>
+      <w:r>
+        <w:rPr>
+          <w:rFonts w:ascii="Consolas" w:hAnsi="Consolas"/>
+          <w:b/>
+          <w:bCs/>
+        </w:rPr>
+        <w:t>(</w:t>
+      </w:r>
+      <w:proofErr w:type="gramEnd"/>
+      <w:r>
+        <w:rPr>
+          <w:rFonts w:ascii="Consolas" w:hAnsi="Consolas"/>
+          <w:b/>
+          <w:bCs/>
+        </w:rPr>
+        <w:t>"Введите %d целых чисел:\n", n);</w:t>
+      </w:r>
+    </w:p>
+    <w:p>
+      <w:pPr>
+        <w:spacing w:after="0" w:line="360" w:lineRule="auto"/>
+        <w:ind w:firstLine="709"/>
+        <w:jc w:val="both"/>
+        <w:rPr>
+          <w:rFonts w:ascii="Consolas" w:hAnsi="Consolas"/>
+          <w:b/>
+          <w:bCs/>
+          <w:lang w:val="en-US"/>
+        </w:rPr>
+      </w:pPr>
+      <w:r>
+        <w:rPr>
+          <w:rFonts w:ascii="Consolas" w:hAnsi="Consolas"/>
+          <w:b/>
+          <w:bCs/>
+        </w:rPr>
+        <w:t xml:space="preserve">    </w:t>
+      </w:r>
+      <w:r>
+        <w:rPr>
+          <w:rFonts w:ascii="Consolas" w:hAnsi="Consolas"/>
+          <w:b/>
+          <w:bCs/>
+          <w:lang w:val="en-US"/>
+        </w:rPr>
+        <w:t xml:space="preserve">for (int </w:t>
+      </w:r>
+      <w:proofErr w:type="spellStart"/>
+      <w:r>
+        <w:rPr>
+          <w:rFonts w:ascii="Consolas" w:hAnsi="Consolas"/>
+          <w:b/>
+          <w:bCs/>
+          <w:lang w:val="en-US"/>
+        </w:rPr>
+        <w:t>i</w:t>
+      </w:r>
+      <w:proofErr w:type="spellEnd"/>
+      <w:r>
+        <w:rPr>
+          <w:rFonts w:ascii="Consolas" w:hAnsi="Consolas"/>
+          <w:b/>
+          <w:bCs/>
+          <w:lang w:val="en-US"/>
+        </w:rPr>
+        <w:t xml:space="preserve"> = 0; </w:t>
+      </w:r>
+      <w:proofErr w:type="spellStart"/>
+      <w:r>
+        <w:rPr>
+          <w:rFonts w:ascii="Consolas" w:hAnsi="Consolas"/>
+          <w:b/>
+          <w:bCs/>
+          <w:lang w:val="en-US"/>
+        </w:rPr>
+        <w:t>i</w:t>
+      </w:r>
+      <w:proofErr w:type="spellEnd"/>
+      <w:r>
+        <w:rPr>
+          <w:rFonts w:ascii="Consolas" w:hAnsi="Consolas"/>
+          <w:b/>
+          <w:bCs/>
+          <w:lang w:val="en-US"/>
+        </w:rPr>
+        <w:t xml:space="preserve"> &lt; n; </w:t>
+      </w:r>
+      <w:proofErr w:type="spellStart"/>
+      <w:r>
+        <w:rPr>
+          <w:rFonts w:ascii="Consolas" w:hAnsi="Consolas"/>
+          <w:b/>
+          <w:bCs/>
+          <w:lang w:val="en-US"/>
+        </w:rPr>
+        <w:t>i</w:t>
+      </w:r>
+      <w:proofErr w:type="spellEnd"/>
+      <w:r>
+        <w:rPr>
+          <w:rFonts w:ascii="Consolas" w:hAnsi="Consolas"/>
+          <w:b/>
+          <w:bCs/>
+          <w:lang w:val="en-US"/>
+        </w:rPr>
+        <w:t>++) {</w:t>
+      </w:r>
+    </w:p>
+    <w:p>
+      <w:pPr>
+        <w:spacing w:after="0" w:line="360" w:lineRule="auto"/>
+        <w:ind w:firstLine="709"/>
+        <w:jc w:val="both"/>
+        <w:rPr>
+          <w:rFonts w:ascii="Consolas" w:hAnsi="Consolas"/>
+          <w:b/>
+          <w:bCs/>
+          <w:lang w:val="en-US"/>
+        </w:rPr>
+      </w:pPr>
+      <w:r>
+        <w:rPr>
+          <w:rFonts w:ascii="Consolas" w:hAnsi="Consolas"/>
+          <w:b/>
+          <w:bCs/>
+          <w:lang w:val="en-US"/>
+        </w:rPr>
+        <w:t xml:space="preserve">        </w:t>
+      </w:r>
+      <w:proofErr w:type="spellStart"/>
+      <w:proofErr w:type="gramStart"/>
+      <w:r>
+        <w:rPr>
+          <w:rFonts w:ascii="Consolas" w:hAnsi="Consolas"/>
+          <w:b/>
+          <w:bCs/>
+          <w:lang w:val="en-US"/>
+        </w:rPr>
+        <w:t>printf</w:t>
+      </w:r>
+      <w:proofErr w:type="spellEnd"/>
+      <w:r>
+        <w:rPr>
+          <w:rFonts w:ascii="Consolas" w:hAnsi="Consolas"/>
+          <w:b/>
+          <w:bCs/>
+          <w:lang w:val="en-US"/>
+        </w:rPr>
+        <w:t>(</w:t>
+      </w:r>
+      <w:proofErr w:type="gramEnd"/>
+      <w:r>
+        <w:rPr>
+          <w:rFonts w:ascii="Consolas" w:hAnsi="Consolas"/>
+          <w:b/>
+          <w:bCs/>
+          <w:lang w:val="en-US"/>
+        </w:rPr>
+        <w:t>"</w:t>
+      </w:r>
+      <w:r>
+        <w:rPr>
+          <w:rFonts w:ascii="Consolas" w:hAnsi="Consolas"/>
+          <w:b/>
+          <w:bCs/>
+        </w:rPr>
+        <w:t>Элемент</w:t>
+      </w:r>
+      <w:r>
+        <w:rPr>
+          <w:rFonts w:ascii="Consolas" w:hAnsi="Consolas"/>
+          <w:b/>
+          <w:bCs/>
+          <w:lang w:val="en-US"/>
+        </w:rPr>
+        <w:t xml:space="preserve"> [%d]: ", </w:t>
+      </w:r>
+      <w:proofErr w:type="spellStart"/>
+      <w:r>
+        <w:rPr>
+          <w:rFonts w:ascii="Consolas" w:hAnsi="Consolas"/>
+          <w:b/>
+          <w:bCs/>
+          <w:lang w:val="en-US"/>
+        </w:rPr>
+        <w:t>i</w:t>
+      </w:r>
+      <w:proofErr w:type="spellEnd"/>
+      <w:r>
+        <w:rPr>
+          <w:rFonts w:ascii="Consolas" w:hAnsi="Consolas"/>
+          <w:b/>
+          <w:bCs/>
+          <w:lang w:val="en-US"/>
+        </w:rPr>
+        <w:t xml:space="preserve"> + 1);</w:t>
+      </w:r>
+    </w:p>
+    <w:p>
+      <w:pPr>
+        <w:spacing w:after="0" w:line="360" w:lineRule="auto"/>
+        <w:ind w:firstLine="709"/>
+        <w:jc w:val="both"/>
+        <w:rPr>
+          <w:rFonts w:ascii="Consolas" w:hAnsi="Consolas"/>
+          <w:b/>
+          <w:bCs/>
+          <w:lang w:val="en-US"/>
+        </w:rPr>
+      </w:pPr>
+      <w:r>
+        <w:rPr>
+          <w:rFonts w:ascii="Consolas" w:hAnsi="Consolas"/>
+          <w:b/>
+          <w:bCs/>
+          <w:lang w:val="en-US"/>
+        </w:rPr>
+        <w:t xml:space="preserve">        </w:t>
+      </w:r>
+      <w:proofErr w:type="spellStart"/>
+      <w:proofErr w:type="gramStart"/>
+      <w:r>
+        <w:rPr>
+          <w:rFonts w:ascii="Consolas" w:hAnsi="Consolas"/>
+          <w:b/>
+          <w:bCs/>
+          <w:lang w:val="en-US"/>
+        </w:rPr>
+        <w:t>scanf</w:t>
+      </w:r>
+      <w:proofErr w:type="spellEnd"/>
+      <w:r>
+        <w:rPr>
+          <w:rFonts w:ascii="Consolas" w:hAnsi="Consolas"/>
+          <w:b/>
+          <w:bCs/>
+          <w:lang w:val="en-US"/>
+        </w:rPr>
+        <w:t>(</w:t>
+      </w:r>
+      <w:proofErr w:type="gramEnd"/>
+      <w:r>
+        <w:rPr>
+          <w:rFonts w:ascii="Consolas" w:hAnsi="Consolas"/>
+          <w:b/>
+          <w:bCs/>
+          <w:lang w:val="en-US"/>
+        </w:rPr>
+        <w:t>"%d", &amp;</w:t>
+      </w:r>
+      <w:proofErr w:type="spellStart"/>
+      <w:r>
+        <w:rPr>
+          <w:rFonts w:ascii="Consolas" w:hAnsi="Consolas"/>
+          <w:b/>
+          <w:bCs/>
+          <w:lang w:val="en-US"/>
+        </w:rPr>
+        <w:t>arr</w:t>
+      </w:r>
+      <w:proofErr w:type="spellEnd"/>
+      <w:r>
+        <w:rPr>
+          <w:rFonts w:ascii="Consolas" w:hAnsi="Consolas"/>
+          <w:b/>
+          <w:bCs/>
+          <w:lang w:val="en-US"/>
+        </w:rPr>
+        <w:t>[</w:t>
+      </w:r>
+      <w:proofErr w:type="spellStart"/>
+      <w:r>
+        <w:rPr>
+          <w:rFonts w:ascii="Consolas" w:hAnsi="Consolas"/>
+          <w:b/>
+          <w:bCs/>
+          <w:lang w:val="en-US"/>
+        </w:rPr>
+        <w:t>i</w:t>
+      </w:r>
+      <w:proofErr w:type="spellEnd"/>
+      <w:r>
+        <w:rPr>
+          <w:rFonts w:ascii="Consolas" w:hAnsi="Consolas"/>
+          <w:b/>
+          <w:bCs/>
+          <w:lang w:val="en-US"/>
+        </w:rPr>
+        <w:t>]);</w:t>
+      </w:r>
+    </w:p>
+    <w:p>
+      <w:pPr>
+        <w:spacing w:after="0" w:line="360" w:lineRule="auto"/>
+        <w:ind w:firstLine="709"/>
+        <w:jc w:val="both"/>
+        <w:rPr>
+          <w:rFonts w:ascii="Consolas" w:hAnsi="Consolas"/>
+          <w:b/>
+          <w:bCs/>
+          <w:lang w:val="en-US"/>
+        </w:rPr>
+      </w:pPr>
+      <w:r>
+        <w:rPr>
+          <w:rFonts w:ascii="Consolas" w:hAnsi="Consolas"/>
+          <w:b/>
+          <w:bCs/>
+          <w:lang w:val="en-US"/>
+        </w:rPr>
+        <w:t xml:space="preserve">    }</w:t>
+      </w:r>
+    </w:p>
+    <w:p>
+      <w:pPr>
+        <w:spacing w:after="0" w:line="360" w:lineRule="auto"/>
+        <w:ind w:firstLine="709"/>
+        <w:jc w:val="both"/>
+        <w:rPr>
+          <w:rFonts w:ascii="Consolas" w:hAnsi="Consolas"/>
+          <w:b/>
+          <w:bCs/>
+          <w:lang w:val="en-US"/>
+        </w:rPr>
+      </w:pPr>
+    </w:p>
+    <w:p>
+      <w:pPr>
+        <w:spacing w:after="0" w:line="360" w:lineRule="auto"/>
+        <w:ind w:firstLine="709"/>
+        <w:jc w:val="both"/>
+        <w:rPr>
+          <w:rFonts w:ascii="Consolas" w:hAnsi="Consolas"/>
+          <w:b/>
+          <w:bCs/>
+          <w:lang w:val="en-US"/>
+        </w:rPr>
+      </w:pPr>
+      <w:r>
+        <w:rPr>
+          <w:rFonts w:ascii="Consolas" w:hAnsi="Consolas"/>
+          <w:b/>
+          <w:bCs/>
+          <w:lang w:val="en-US"/>
+        </w:rPr>
+        <w:t xml:space="preserve">    </w:t>
+      </w:r>
+      <w:proofErr w:type="spellStart"/>
+      <w:proofErr w:type="gramStart"/>
+      <w:r>
+        <w:rPr>
+          <w:rFonts w:ascii="Consolas" w:hAnsi="Consolas"/>
+          <w:b/>
+          <w:bCs/>
+          <w:lang w:val="en-US"/>
+        </w:rPr>
+        <w:t>printf</w:t>
+      </w:r>
+      <w:proofErr w:type="spellEnd"/>
+      <w:r>
+        <w:rPr>
+          <w:rFonts w:ascii="Consolas" w:hAnsi="Consolas"/>
+          <w:b/>
+          <w:bCs/>
+          <w:lang w:val="en-US"/>
+        </w:rPr>
+        <w:t>(</w:t>
+      </w:r>
+      <w:proofErr w:type="gramEnd"/>
+      <w:r>
+        <w:rPr>
+          <w:rFonts w:ascii="Consolas" w:hAnsi="Consolas"/>
+          <w:b/>
+          <w:bCs/>
+          <w:lang w:val="en-US"/>
+        </w:rPr>
+        <w:t>"\n</w:t>
+      </w:r>
+      <w:r>
+        <w:rPr>
+          <w:rFonts w:ascii="Consolas" w:hAnsi="Consolas"/>
+          <w:b/>
+          <w:bCs/>
+        </w:rPr>
+        <w:t>Исходный</w:t>
+      </w:r>
+      <w:r>
+        <w:rPr>
+          <w:rFonts w:ascii="Consolas" w:hAnsi="Consolas"/>
+          <w:b/>
+          <w:bCs/>
+          <w:lang w:val="en-US"/>
+        </w:rPr>
+        <w:t xml:space="preserve"> </w:t>
+      </w:r>
+      <w:r>
+        <w:rPr>
+          <w:rFonts w:ascii="Consolas" w:hAnsi="Consolas"/>
+          <w:b/>
+          <w:bCs/>
+        </w:rPr>
+        <w:t>массив</w:t>
+      </w:r>
+      <w:r>
+        <w:rPr>
+          <w:rFonts w:ascii="Consolas" w:hAnsi="Consolas"/>
+          <w:b/>
+          <w:bCs/>
+          <w:lang w:val="en-US"/>
+        </w:rPr>
+        <w:t>: ");</w:t>
+      </w:r>
+    </w:p>
+    <w:p>
+      <w:pPr>
+        <w:spacing w:after="0" w:line="360" w:lineRule="auto"/>
+        <w:ind w:firstLine="709"/>
+        <w:jc w:val="both"/>
+        <w:rPr>
+          <w:rFonts w:ascii="Consolas" w:hAnsi="Consolas"/>
+          <w:b/>
+          <w:bCs/>
+          <w:lang w:val="en-US"/>
+        </w:rPr>
+      </w:pPr>
+      <w:r>
+        <w:rPr>
+          <w:rFonts w:ascii="Consolas" w:hAnsi="Consolas"/>
+          <w:b/>
+          <w:bCs/>
+          <w:lang w:val="en-US"/>
+        </w:rPr>
+        <w:t xml:space="preserve">    </w:t>
+      </w:r>
+      <w:proofErr w:type="spellStart"/>
+      <w:proofErr w:type="gramStart"/>
+      <w:r>
+        <w:rPr>
+          <w:rFonts w:ascii="Consolas" w:hAnsi="Consolas"/>
+          <w:b/>
+          <w:bCs/>
+          <w:lang w:val="en-US"/>
+        </w:rPr>
+        <w:t>printArray</w:t>
+      </w:r>
+      <w:proofErr w:type="spellEnd"/>
+      <w:r>
+        <w:rPr>
+          <w:rFonts w:ascii="Consolas" w:hAnsi="Consolas"/>
+          <w:b/>
+          <w:bCs/>
+          <w:lang w:val="en-US"/>
+        </w:rPr>
+        <w:t>(</w:t>
+      </w:r>
+      <w:proofErr w:type="spellStart"/>
+      <w:proofErr w:type="gramEnd"/>
+      <w:r>
+        <w:rPr>
+          <w:rFonts w:ascii="Consolas" w:hAnsi="Consolas"/>
+          <w:b/>
+          <w:bCs/>
+          <w:lang w:val="en-US"/>
+        </w:rPr>
+        <w:t>arr</w:t>
+      </w:r>
+      <w:proofErr w:type="spellEnd"/>
+      <w:r>
+        <w:rPr>
+          <w:rFonts w:ascii="Consolas" w:hAnsi="Consolas"/>
+          <w:b/>
+          <w:bCs/>
+          <w:lang w:val="en-US"/>
+        </w:rPr>
+        <w:t>, n);</w:t>
+      </w:r>
+    </w:p>
+    <w:p>
+      <w:pPr>
+        <w:spacing w:after="0" w:line="360" w:lineRule="auto"/>
+        <w:ind w:firstLine="709"/>
+        <w:jc w:val="both"/>
+        <w:rPr>
+          <w:rFonts w:ascii="Consolas" w:hAnsi="Consolas"/>
+          <w:b/>
+          <w:bCs/>
+          <w:lang w:val="en-US"/>
+        </w:rPr>
+      </w:pPr>
+    </w:p>
+    <w:p>
+      <w:pPr>
+        <w:spacing w:after="0" w:line="360" w:lineRule="auto"/>
+        <w:ind w:firstLine="709"/>
+        <w:jc w:val="both"/>
+        <w:rPr>
+          <w:rFonts w:ascii="Consolas" w:hAnsi="Consolas"/>
+          <w:b/>
+          <w:bCs/>
+          <w:lang w:val="en-US"/>
+        </w:rPr>
+      </w:pPr>
+      <w:r>
+        <w:rPr>
+          <w:rFonts w:ascii="Consolas" w:hAnsi="Consolas"/>
+          <w:b/>
+          <w:bCs/>
+          <w:lang w:val="en-US"/>
+        </w:rPr>
+        <w:t xml:space="preserve">    </w:t>
+      </w:r>
+      <w:proofErr w:type="spellStart"/>
+      <w:proofErr w:type="gramStart"/>
+      <w:r>
+        <w:rPr>
+          <w:rFonts w:ascii="Consolas" w:hAnsi="Consolas"/>
+          <w:b/>
+          <w:bCs/>
+          <w:lang w:val="en-US"/>
+        </w:rPr>
+        <w:t>insertionSort</w:t>
+      </w:r>
+      <w:proofErr w:type="spellEnd"/>
+      <w:r>
+        <w:rPr>
+          <w:rFonts w:ascii="Consolas" w:hAnsi="Consolas"/>
+          <w:b/>
+          <w:bCs/>
+          <w:lang w:val="en-US"/>
+        </w:rPr>
+        <w:t>(</w:t>
+      </w:r>
+      <w:proofErr w:type="spellStart"/>
+      <w:proofErr w:type="gramEnd"/>
+      <w:r>
+        <w:rPr>
+          <w:rFonts w:ascii="Consolas" w:hAnsi="Consolas"/>
+          <w:b/>
+          <w:bCs/>
+          <w:lang w:val="en-US"/>
+        </w:rPr>
+        <w:t>arr</w:t>
+      </w:r>
+      <w:proofErr w:type="spellEnd"/>
+      <w:r>
+        <w:rPr>
+          <w:rFonts w:ascii="Consolas" w:hAnsi="Consolas"/>
+          <w:b/>
+          <w:bCs/>
+          <w:lang w:val="en-US"/>
+        </w:rPr>
+        <w:t>, n);</w:t>
+      </w:r>
+    </w:p>
+    <w:p>
+      <w:pPr>
+        <w:spacing w:after="0" w:line="360" w:lineRule="auto"/>
+        <w:ind w:firstLine="709"/>
+        <w:jc w:val="both"/>
+        <w:rPr>
+          <w:rFonts w:ascii="Consolas" w:hAnsi="Consolas"/>
+          <w:b/>
+          <w:bCs/>
+          <w:lang w:val="en-US"/>
+        </w:rPr>
+      </w:pPr>
+    </w:p>
+    <w:p>
+      <w:pPr>
+        <w:spacing w:after="0" w:line="360" w:lineRule="auto"/>
+        <w:ind w:firstLine="709"/>
+        <w:jc w:val="both"/>
+        <w:rPr>
+          <w:rFonts w:ascii="Consolas" w:hAnsi="Consolas"/>
+          <w:b/>
+          <w:bCs/>
+          <w:lang w:val="en-US"/>
+        </w:rPr>
+      </w:pPr>
+      <w:r>
+        <w:rPr>
+          <w:rFonts w:ascii="Consolas" w:hAnsi="Consolas"/>
+          <w:b/>
+          <w:bCs/>
+          <w:lang w:val="en-US"/>
+        </w:rPr>
+        <w:t xml:space="preserve">    </w:t>
+      </w:r>
+      <w:proofErr w:type="spellStart"/>
+      <w:proofErr w:type="gramStart"/>
+      <w:r>
+        <w:rPr>
+          <w:rFonts w:ascii="Consolas" w:hAnsi="Consolas"/>
+          <w:b/>
+          <w:bCs/>
+          <w:lang w:val="en-US"/>
+        </w:rPr>
+        <w:t>printf</w:t>
+      </w:r>
+      <w:proofErr w:type="spellEnd"/>
+      <w:r>
+        <w:rPr>
+          <w:rFonts w:ascii="Consolas" w:hAnsi="Consolas"/>
+          <w:b/>
+          <w:bCs/>
+          <w:lang w:val="en-US"/>
+        </w:rPr>
+        <w:t>(</w:t>
+      </w:r>
+      <w:proofErr w:type="gramEnd"/>
+      <w:r>
+        <w:rPr>
+          <w:rFonts w:ascii="Consolas" w:hAnsi="Consolas"/>
+          <w:b/>
+          <w:bCs/>
+          <w:lang w:val="en-US"/>
+        </w:rPr>
+        <w:t>"</w:t>
+      </w:r>
+      <w:r>
+        <w:rPr>
+          <w:rFonts w:ascii="Consolas" w:hAnsi="Consolas"/>
+          <w:b/>
+          <w:bCs/>
+        </w:rPr>
+        <w:t>Отсортированный</w:t>
+      </w:r>
+      <w:r>
+        <w:rPr>
+          <w:rFonts w:ascii="Consolas" w:hAnsi="Consolas"/>
+          <w:b/>
+          <w:bCs/>
+          <w:lang w:val="en-US"/>
+        </w:rPr>
+        <w:t xml:space="preserve"> </w:t>
+      </w:r>
+      <w:r>
+        <w:rPr>
+          <w:rFonts w:ascii="Consolas" w:hAnsi="Consolas"/>
+          <w:b/>
+          <w:bCs/>
+        </w:rPr>
+        <w:t>массив</w:t>
+      </w:r>
+      <w:r>
+        <w:rPr>
+          <w:rFonts w:ascii="Consolas" w:hAnsi="Consolas"/>
+          <w:b/>
+          <w:bCs/>
+          <w:lang w:val="en-US"/>
+        </w:rPr>
+        <w:t>: ");</w:t>
+      </w:r>
+    </w:p>
+    <w:p>
+      <w:pPr>
+        <w:spacing w:after="0" w:line="360" w:lineRule="auto"/>
+        <w:ind w:firstLine="709"/>
+        <w:jc w:val="both"/>
+        <w:rPr>
+          <w:rFonts w:ascii="Consolas" w:hAnsi="Consolas"/>
+          <w:b/>
+          <w:bCs/>
+          <w:lang w:val="en-US"/>
+        </w:rPr>
+      </w:pPr>
+      <w:r>
+        <w:rPr>
+          <w:rFonts w:ascii="Consolas" w:hAnsi="Consolas"/>
+          <w:b/>
+          <w:bCs/>
+          <w:lang w:val="en-US"/>
+        </w:rPr>
+        <w:t xml:space="preserve">    </w:t>
+      </w:r>
+      <w:proofErr w:type="spellStart"/>
+      <w:proofErr w:type="gramStart"/>
+      <w:r>
+        <w:rPr>
+          <w:rFonts w:ascii="Consolas" w:hAnsi="Consolas"/>
+          <w:b/>
+          <w:bCs/>
+          <w:lang w:val="en-US"/>
+        </w:rPr>
+        <w:t>printArray</w:t>
+      </w:r>
+      <w:proofErr w:type="spellEnd"/>
+      <w:r>
+        <w:rPr>
+          <w:rFonts w:ascii="Consolas" w:hAnsi="Consolas"/>
+          <w:b/>
+          <w:bCs/>
+          <w:lang w:val="en-US"/>
+        </w:rPr>
+        <w:t>(</w:t>
+      </w:r>
+      <w:proofErr w:type="spellStart"/>
+      <w:proofErr w:type="gramEnd"/>
+      <w:r>
+        <w:rPr>
+          <w:rFonts w:ascii="Consolas" w:hAnsi="Consolas"/>
+          <w:b/>
+          <w:bCs/>
+          <w:lang w:val="en-US"/>
+        </w:rPr>
+        <w:t>arr</w:t>
+      </w:r>
+      <w:proofErr w:type="spellEnd"/>
+      <w:r>
+        <w:rPr>
+          <w:rFonts w:ascii="Consolas" w:hAnsi="Consolas"/>
+          <w:b/>
+          <w:bCs/>
+          <w:lang w:val="en-US"/>
+        </w:rPr>
+        <w:t>, n);</w:t>
+      </w:r>
+    </w:p>
+    <w:p>
+      <w:pPr>
+        <w:spacing w:after="0" w:line="360" w:lineRule="auto"/>
+        <w:ind w:firstLine="709"/>
+        <w:jc w:val="both"/>
+        <w:rPr>
+          <w:rFonts w:ascii="Consolas" w:hAnsi="Consolas"/>
+          <w:b/>
+          <w:bCs/>
+          <w:lang w:val="en-US"/>
+        </w:rPr>
+      </w:pPr>
+    </w:p>
+    <w:p>
+      <w:pPr>
+        <w:spacing w:after="0" w:line="360" w:lineRule="auto"/>
+        <w:ind w:firstLine="709"/>
+        <w:jc w:val="both"/>
+        <w:rPr>
+          <w:rFonts w:ascii="Consolas" w:hAnsi="Consolas"/>
+          <w:b/>
+          <w:bCs/>
+          <w:lang w:val="en-US"/>
+        </w:rPr>
+      </w:pPr>
+      <w:r>
+        <w:rPr>
+          <w:rFonts w:ascii="Consolas" w:hAnsi="Consolas"/>
+          <w:b/>
+          <w:bCs/>
+          <w:lang w:val="en-US"/>
+        </w:rPr>
+        <w:t xml:space="preserve">    free(</w:t>
+      </w:r>
+      <w:proofErr w:type="spellStart"/>
+      <w:r>
+        <w:rPr>
+          <w:rFonts w:ascii="Consolas" w:hAnsi="Consolas"/>
+          <w:b/>
+          <w:bCs/>
+          <w:lang w:val="en-US"/>
+        </w:rPr>
+        <w:t>arr</w:t>
+      </w:r>
+      <w:proofErr w:type="spellEnd"/>
+      <w:r>
+        <w:rPr>
+          <w:rFonts w:ascii="Consolas" w:hAnsi="Consolas"/>
+          <w:b/>
+          <w:bCs/>
+          <w:lang w:val="en-US"/>
+        </w:rPr>
+        <w:t>);</w:t>
+      </w:r>
+    </w:p>
+    <w:p>
+      <w:pPr>
+        <w:spacing w:after="0" w:line="360" w:lineRule="auto"/>
+        <w:ind w:firstLine="709"/>
+        <w:jc w:val="both"/>
+        <w:rPr>
+          <w:rFonts w:ascii="Consolas" w:hAnsi="Consolas"/>
+          <w:b/>
+          <w:bCs/>
+          <w:lang w:val="en-US"/>
+        </w:rPr>
+      </w:pPr>
+    </w:p>
+    <w:p>
+      <w:pPr>
+        <w:spacing w:after="0" w:line="360" w:lineRule="auto"/>
+        <w:ind w:firstLine="709"/>
+        <w:jc w:val="both"/>
+        <w:rPr>
+          <w:rFonts w:ascii="Consolas" w:hAnsi="Consolas"/>
+          <w:b/>
+          <w:bCs/>
+        </w:rPr>
+      </w:pPr>
+      <w:r>
+        <w:rPr>
+          <w:rFonts w:ascii="Consolas" w:hAnsi="Consolas"/>
+          <w:b/>
+          <w:bCs/>
+          <w:lang w:val="en-US"/>
+        </w:rPr>
+        <w:t xml:space="preserve">    </w:t>
+      </w:r>
+      <w:proofErr w:type="spellStart"/>
+      <w:r>
+        <w:rPr>
+          <w:rFonts w:ascii="Consolas" w:hAnsi="Consolas"/>
+          <w:b/>
+          <w:bCs/>
+        </w:rPr>
+        <w:t>return</w:t>
+      </w:r>
+      <w:proofErr w:type="spellEnd"/>
+      <w:r>
+        <w:rPr>
+          <w:rFonts w:ascii="Consolas" w:hAnsi="Consolas"/>
+          <w:b/>
+          <w:bCs/>
+        </w:rPr>
+        <w:t xml:space="preserve"> 0;</w:t>
+      </w:r>
+    </w:p>
+    <w:p>
+      <w:pPr>
+        <w:spacing w:after="0" w:line="360" w:lineRule="auto"/>
+        <w:ind w:firstLine="709"/>
+        <w:jc w:val="both"/>
+        <w:rPr>
+          <w:rFonts w:ascii="Consolas" w:hAnsi="Consolas"/>
+          <w:b/>
+          <w:bCs/>
+          <w:lang w:val="en-US"/>
+        </w:rPr>
+      </w:pPr>
+      <w:r>
+        <w:rPr>
+          <w:rFonts w:ascii="Consolas" w:hAnsi="Consolas"/>
+          <w:b/>
+          <w:bCs/>
+        </w:rPr>
+        <w:t>}</w:t>
+      </w:r>
+    </w:p>
+    <w:p>
+      <w:pPr>
+        <w:spacing w:after="0" w:line="240" w:lineRule="auto"/>
+        <w:rPr>
+          <w:rFonts w:ascii="Consolas" w:hAnsi="Consolas"/>
+          <w:b/>
+          <w:bCs/>
+          <w:lang w:val="en-US"/>
+        </w:rPr>
+      </w:pPr>
+      <w:r>
+        <w:rPr>
+          <w:rFonts w:ascii="Consolas" w:hAnsi="Consolas"/>
+          <w:b/>
+          <w:bCs/>
+          <w:lang w:val="en-US"/>
+        </w:rPr>
+        <w:br w:type="page"/>
+      </w:r>
+    </w:p>
+    <w:p>
+      <w:pPr>
+        <w:spacing w:after="0" w:line="360" w:lineRule="auto"/>
+        <w:ind w:firstLine="709"/>
+        <w:jc w:val="both"/>
+        <w:rPr>
+          <w:rFonts w:ascii="Consolas" w:hAnsi="Consolas"/>
+          <w:b/>
+          <w:bCs/>
+          <w:lang w:val="en-US"/>
+        </w:rPr>
+      </w:pPr>
+    </w:p>
+    <w:p>
+      <w:pPr>
+        <w:spacing w:after="0" w:line="360" w:lineRule="auto"/>
+        <w:ind w:firstLine="709"/>
+        <w:jc w:val="both"/>
+        <w:rPr>
+          <w:rFonts w:ascii="Times New Roman" w:hAnsi="Times New Roman"/>
+          <w:sz w:val="28"/>
+          <w:szCs w:val="28"/>
+        </w:rPr>
+      </w:pPr>
+      <w:r>
+        <w:rPr>
+          <w:rFonts w:ascii="Times New Roman" w:hAnsi="Times New Roman"/>
+          <w:sz w:val="28"/>
+          <w:szCs w:val="28"/>
+        </w:rPr>
         <w:t>6 Приложение А</w:t>
       </w:r>
     </w:p>
@@ -7948,6 +10533,7 @@
   <w:style w:type="character" w:default="1" w:styleId="a0">
     <w:name w:val="Default Paragraph Font"/>
     <w:uiPriority w:val="1"/>
+    <w:semiHidden/>
     <w:unhideWhenUsed/>
   </w:style>
   <w:style w:type="table" w:default="1" w:styleId="a1">
